--- a/org.eclipse.actf.examples.michecker.doc.nl1/manual_src/miChecker_install.docx
+++ b/org.eclipse.actf.examples.michecker.doc.nl1/manual_src/miChecker_install.docx
@@ -1,6 +1,6 @@
 
 <file path=word/document.xml><?xml version="1.0" encoding="utf-8"?>
-<w:document xmlns:wpc="http://schemas.microsoft.com/office/word/2010/wordprocessingCanvas" xmlns:cx="http://schemas.microsoft.com/office/drawing/2014/chartex" xmlns:cx1="http://schemas.microsoft.com/office/drawing/2015/9/8/chartex" xmlns:cx2="http://schemas.microsoft.com/office/drawing/2015/10/21/chartex" xmlns:cx3="http://schemas.microsoft.com/office/drawing/2016/5/9/chartex" xmlns:cx4="http://schemas.microsoft.com/office/drawing/2016/5/10/chartex" xmlns:cx5="http://schemas.microsoft.com/office/drawing/2016/5/11/chartex" xmlns:cx6="http://schemas.microsoft.com/office/drawing/2016/5/12/chartex" xmlns:cx7="http://schemas.microsoft.com/office/drawing/2016/5/13/chartex" xmlns:cx8="http://schemas.microsoft.com/office/drawing/2016/5/14/chartex" xmlns:mc="http://schemas.openxmlformats.org/markup-compatibility/2006" xmlns:aink="http://schemas.microsoft.com/office/drawing/2016/ink" xmlns:am3d="http://schemas.microsoft.com/office/drawing/2017/model3d" xmlns:o="urn:schemas-microsoft-com:office:office" xmlns:oel="http://schemas.microsoft.com/office/2019/extlst" xmlns:r="http://schemas.openxmlformats.org/officeDocument/2006/relationships" xmlns:m="http://schemas.openxmlformats.org/officeDocument/2006/math" xmlns:v="urn:schemas-microsoft-com:vml" xmlns:wp14="http://schemas.microsoft.com/office/word/2010/wordprocessingDrawing" xmlns:wp="http://schemas.openxmlformats.org/drawingml/2006/wordprocessingDrawing" xmlns:w10="urn:schemas-microsoft-com:office:word" xmlns:w="http://schemas.openxmlformats.org/wordprocessingml/2006/main" xmlns:w14="http://schemas.microsoft.com/office/word/2010/wordml" xmlns:w15="http://schemas.microsoft.com/office/word/2012/wordml" xmlns:w16cex="http://schemas.microsoft.com/office/word/2018/wordml/cex" xmlns:w16cid="http://schemas.microsoft.com/office/word/2016/wordml/cid" xmlns:w16="http://schemas.microsoft.com/office/word/2018/wordml" xmlns:w16sdtdh="http://schemas.microsoft.com/office/word/2020/wordml/sdtdatahash" xmlns:w16se="http://schemas.microsoft.com/office/word/2015/wordml/symex" xmlns:wpg="http://schemas.microsoft.com/office/word/2010/wordprocessingGroup" xmlns:wpi="http://schemas.microsoft.com/office/word/2010/wordprocessingInk" xmlns:wne="http://schemas.microsoft.com/office/word/2006/wordml" xmlns:wps="http://schemas.microsoft.com/office/word/2010/wordprocessingShape" mc:Ignorable="w14 w15 w16se w16cid w16 w16cex w16sdtdh wp14">
+<w:document xmlns:wpc="http://schemas.microsoft.com/office/word/2010/wordprocessingCanvas" xmlns:cx="http://schemas.microsoft.com/office/drawing/2014/chartex" xmlns:cx1="http://schemas.microsoft.com/office/drawing/2015/9/8/chartex" xmlns:cx2="http://schemas.microsoft.com/office/drawing/2015/10/21/chartex" xmlns:cx3="http://schemas.microsoft.com/office/drawing/2016/5/9/chartex" xmlns:cx4="http://schemas.microsoft.com/office/drawing/2016/5/10/chartex" xmlns:cx5="http://schemas.microsoft.com/office/drawing/2016/5/11/chartex" xmlns:cx6="http://schemas.microsoft.com/office/drawing/2016/5/12/chartex" xmlns:cx7="http://schemas.microsoft.com/office/drawing/2016/5/13/chartex" xmlns:cx8="http://schemas.microsoft.com/office/drawing/2016/5/14/chartex" xmlns:mc="http://schemas.openxmlformats.org/markup-compatibility/2006" xmlns:aink="http://schemas.microsoft.com/office/drawing/2016/ink" xmlns:am3d="http://schemas.microsoft.com/office/drawing/2017/model3d" xmlns:o="urn:schemas-microsoft-com:office:office" xmlns:oel="http://schemas.microsoft.com/office/2019/extlst" xmlns:r="http://schemas.openxmlformats.org/officeDocument/2006/relationships" xmlns:m="http://schemas.openxmlformats.org/officeDocument/2006/math" xmlns:v="urn:schemas-microsoft-com:vml" xmlns:wp14="http://schemas.microsoft.com/office/word/2010/wordprocessingDrawing" xmlns:wp="http://schemas.openxmlformats.org/drawingml/2006/wordprocessingDrawing" xmlns:w10="urn:schemas-microsoft-com:office:word" xmlns:w="http://schemas.openxmlformats.org/wordprocessingml/2006/main" xmlns:w14="http://schemas.microsoft.com/office/word/2010/wordml" xmlns:w15="http://schemas.microsoft.com/office/word/2012/wordml" xmlns:w16cex="http://schemas.microsoft.com/office/word/2018/wordml/cex" xmlns:w16cid="http://schemas.microsoft.com/office/word/2016/wordml/cid" xmlns:w16="http://schemas.microsoft.com/office/word/2018/wordml" xmlns:w16du="http://schemas.microsoft.com/office/word/2023/wordml/word16du" xmlns:w16sdtdh="http://schemas.microsoft.com/office/word/2020/wordml/sdtdatahash" xmlns:w16sdtfl="http://schemas.microsoft.com/office/word/2024/wordml/sdtformatlock" xmlns:w16se="http://schemas.microsoft.com/office/word/2015/wordml/symex" xmlns:wpg="http://schemas.microsoft.com/office/word/2010/wordprocessingGroup" xmlns:wpi="http://schemas.microsoft.com/office/word/2010/wordprocessingInk" xmlns:wne="http://schemas.microsoft.com/office/word/2006/wordml" xmlns:wps="http://schemas.microsoft.com/office/word/2010/wordprocessingShape" mc:Ignorable="w14 w15 w16se w16cid w16 w16cex w16sdtdh w16sdtfl w16du wp14">
   <w:body>
     <w:p>
       <w:pPr>
@@ -186,25 +186,20 @@
           <w:rFonts w:ascii="HG丸ｺﾞｼｯｸM-PRO" w:eastAsia="HG丸ｺﾞｼｯｸM-PRO" w:hAnsi="HG丸ｺﾞｼｯｸM-PRO" w:cs="Arial" w:hint="eastAsia"/>
           <w:lang w:val="it-IT"/>
         </w:rPr>
-        <w:t>２４</w:t>
+        <w:t>２</w:t>
       </w:r>
       <w:r>
         <w:rPr>
           <w:rFonts w:ascii="HG丸ｺﾞｼｯｸM-PRO" w:eastAsia="HG丸ｺﾞｼｯｸM-PRO" w:hAnsi="HG丸ｺﾞｼｯｸM-PRO" w:cs="Arial" w:hint="eastAsia"/>
-        </w:rPr>
-        <w:t>年</w:t>
+          <w:lang w:val="it-IT"/>
+        </w:rPr>
+        <w:t>6</w:t>
       </w:r>
       <w:r>
         <w:rPr>
           <w:rFonts w:ascii="HG丸ｺﾞｼｯｸM-PRO" w:eastAsia="HG丸ｺﾞｼｯｸM-PRO" w:hAnsi="HG丸ｺﾞｼｯｸM-PRO" w:cs="Arial" w:hint="eastAsia"/>
         </w:rPr>
-        <w:t>４</w:t>
-      </w:r>
-      <w:r>
-        <w:rPr>
-          <w:rFonts w:ascii="HG丸ｺﾞｼｯｸM-PRO" w:eastAsia="HG丸ｺﾞｼｯｸM-PRO" w:hAnsi="HG丸ｺﾞｼｯｸM-PRO" w:cs="Arial" w:hint="eastAsia"/>
-        </w:rPr>
-        <w:t>月</w:t>
+        <w:t>年月</w:t>
       </w:r>
       <w:r>
         <w:rPr>
@@ -346,21 +341,21 @@
       <w:pPr>
         <w:pStyle w:val="10"/>
         <w:rPr>
-          <w:rFonts w:ascii="游ゴシック" w:eastAsia="游ゴシック" w:hAnsi="游ゴシック"/>
+          <w:rFonts w:ascii="Yu Gothic" w:eastAsia="Yu Gothic" w:hAnsi="Yu Gothic"/>
           <w:noProof/>
           <w:szCs w:val="22"/>
         </w:rPr>
       </w:pPr>
       <w:r>
         <w:rPr>
-          <w:rFonts w:ascii="游ゴシック" w:eastAsia="游ゴシック" w:hAnsi="游ゴシック" w:cs="Arial" w:hint="eastAsia"/>
+          <w:rFonts w:ascii="Yu Gothic" w:eastAsia="Yu Gothic" w:hAnsi="Yu Gothic" w:cs="Arial" w:hint="eastAsia"/>
           <w:szCs w:val="21"/>
         </w:rPr>
         <w:fldChar w:fldCharType="begin"/>
       </w:r>
       <w:r>
         <w:rPr>
-          <w:rFonts w:ascii="游ゴシック" w:eastAsia="游ゴシック" w:hAnsi="游ゴシック" w:cs="Arial" w:hint="eastAsia"/>
+          <w:rFonts w:ascii="Yu Gothic" w:eastAsia="Yu Gothic" w:hAnsi="Yu Gothic" w:cs="Arial" w:hint="eastAsia"/>
           <w:szCs w:val="21"/>
           <w:lang w:val="it-IT"/>
         </w:rPr>
@@ -368,7 +363,7 @@
       </w:r>
       <w:r>
         <w:rPr>
-          <w:rFonts w:ascii="游ゴシック" w:eastAsia="游ゴシック" w:hAnsi="游ゴシック" w:cs="Arial" w:hint="eastAsia"/>
+          <w:rFonts w:ascii="Yu Gothic" w:eastAsia="Yu Gothic" w:hAnsi="Yu Gothic" w:cs="Arial" w:hint="eastAsia"/>
           <w:szCs w:val="21"/>
         </w:rPr>
         <w:fldChar w:fldCharType="separate"/>
@@ -377,14 +372,14 @@
         <w:r>
           <w:rPr>
             <w:rStyle w:val="a4"/>
-            <w:rFonts w:ascii="游ゴシック" w:eastAsia="游ゴシック" w:hAnsi="游ゴシック"/>
+            <w:rFonts w:ascii="Yu Gothic" w:eastAsia="Yu Gothic" w:hAnsi="Yu Gothic"/>
             <w:noProof/>
           </w:rPr>
           <w:t>1.</w:t>
         </w:r>
         <w:r>
           <w:rPr>
-            <w:rFonts w:ascii="游ゴシック" w:eastAsia="游ゴシック" w:hAnsi="游ゴシック"/>
+            <w:rFonts w:ascii="Yu Gothic" w:eastAsia="Yu Gothic" w:hAnsi="Yu Gothic"/>
             <w:noProof/>
             <w:szCs w:val="22"/>
           </w:rPr>
@@ -393,14 +388,14 @@
         <w:r>
           <w:rPr>
             <w:rStyle w:val="a4"/>
-            <w:rFonts w:ascii="游ゴシック" w:eastAsia="游ゴシック" w:hAnsi="游ゴシック"/>
+            <w:rFonts w:ascii="Yu Gothic" w:eastAsia="Yu Gothic" w:hAnsi="Yu Gothic"/>
             <w:noProof/>
           </w:rPr>
           <w:t>みんなのアクセシビリティ評価ツール miChecker （エムアイチェッカー）</w:t>
         </w:r>
         <w:r>
           <w:rPr>
-            <w:rFonts w:ascii="游ゴシック" w:eastAsia="游ゴシック" w:hAnsi="游ゴシック"/>
+            <w:rFonts w:ascii="Yu Gothic" w:eastAsia="Yu Gothic" w:hAnsi="Yu Gothic"/>
             <w:noProof/>
             <w:webHidden/>
           </w:rPr>
@@ -408,7 +403,7 @@
         </w:r>
         <w:r>
           <w:rPr>
-            <w:rFonts w:ascii="游ゴシック" w:eastAsia="游ゴシック" w:hAnsi="游ゴシック"/>
+            <w:rFonts w:ascii="Yu Gothic" w:eastAsia="Yu Gothic" w:hAnsi="Yu Gothic"/>
             <w:noProof/>
             <w:webHidden/>
           </w:rPr>
@@ -416,7 +411,7 @@
         </w:r>
         <w:r>
           <w:rPr>
-            <w:rFonts w:ascii="游ゴシック" w:eastAsia="游ゴシック" w:hAnsi="游ゴシック"/>
+            <w:rFonts w:ascii="Yu Gothic" w:eastAsia="Yu Gothic" w:hAnsi="Yu Gothic"/>
             <w:noProof/>
             <w:webHidden/>
           </w:rPr>
@@ -424,14 +419,14 @@
         </w:r>
         <w:r>
           <w:rPr>
-            <w:rFonts w:ascii="游ゴシック" w:eastAsia="游ゴシック" w:hAnsi="游ゴシック"/>
+            <w:rFonts w:ascii="Yu Gothic" w:eastAsia="Yu Gothic" w:hAnsi="Yu Gothic"/>
             <w:noProof/>
             <w:webHidden/>
           </w:rPr>
         </w:r>
         <w:r>
           <w:rPr>
-            <w:rFonts w:ascii="游ゴシック" w:eastAsia="游ゴシック" w:hAnsi="游ゴシック"/>
+            <w:rFonts w:ascii="Yu Gothic" w:eastAsia="Yu Gothic" w:hAnsi="Yu Gothic"/>
             <w:noProof/>
             <w:webHidden/>
           </w:rPr>
@@ -439,7 +434,7 @@
         </w:r>
         <w:r>
           <w:rPr>
-            <w:rFonts w:ascii="游ゴシック" w:eastAsia="游ゴシック" w:hAnsi="游ゴシック"/>
+            <w:rFonts w:ascii="Yu Gothic" w:eastAsia="Yu Gothic" w:hAnsi="Yu Gothic"/>
             <w:noProof/>
             <w:webHidden/>
           </w:rPr>
@@ -447,7 +442,7 @@
         </w:r>
         <w:r>
           <w:rPr>
-            <w:rFonts w:ascii="游ゴシック" w:eastAsia="游ゴシック" w:hAnsi="游ゴシック"/>
+            <w:rFonts w:ascii="Yu Gothic" w:eastAsia="Yu Gothic" w:hAnsi="Yu Gothic"/>
             <w:noProof/>
             <w:webHidden/>
           </w:rPr>
@@ -459,7 +454,7 @@
       <w:pPr>
         <w:pStyle w:val="10"/>
         <w:rPr>
-          <w:rFonts w:ascii="游ゴシック" w:eastAsia="游ゴシック" w:hAnsi="游ゴシック"/>
+          <w:rFonts w:ascii="Yu Gothic" w:eastAsia="Yu Gothic" w:hAnsi="Yu Gothic"/>
           <w:noProof/>
           <w:szCs w:val="22"/>
         </w:rPr>
@@ -468,14 +463,14 @@
         <w:r>
           <w:rPr>
             <w:rStyle w:val="a4"/>
-            <w:rFonts w:ascii="游ゴシック" w:eastAsia="游ゴシック" w:hAnsi="游ゴシック"/>
+            <w:rFonts w:ascii="Yu Gothic" w:eastAsia="Yu Gothic" w:hAnsi="Yu Gothic"/>
             <w:noProof/>
           </w:rPr>
           <w:t>2.</w:t>
         </w:r>
         <w:r>
           <w:rPr>
-            <w:rFonts w:ascii="游ゴシック" w:eastAsia="游ゴシック" w:hAnsi="游ゴシック"/>
+            <w:rFonts w:ascii="Yu Gothic" w:eastAsia="Yu Gothic" w:hAnsi="Yu Gothic"/>
             <w:noProof/>
             <w:szCs w:val="22"/>
           </w:rPr>
@@ -484,14 +479,14 @@
         <w:r>
           <w:rPr>
             <w:rStyle w:val="a4"/>
-            <w:rFonts w:ascii="游ゴシック" w:eastAsia="游ゴシック" w:hAnsi="游ゴシック"/>
+            <w:rFonts w:ascii="Yu Gothic" w:eastAsia="Yu Gothic" w:hAnsi="Yu Gothic"/>
             <w:noProof/>
           </w:rPr>
           <w:t>miCheckerの導入</w:t>
         </w:r>
         <w:r>
           <w:rPr>
-            <w:rFonts w:ascii="游ゴシック" w:eastAsia="游ゴシック" w:hAnsi="游ゴシック"/>
+            <w:rFonts w:ascii="Yu Gothic" w:eastAsia="Yu Gothic" w:hAnsi="Yu Gothic"/>
             <w:noProof/>
             <w:webHidden/>
           </w:rPr>
@@ -499,7 +494,7 @@
         </w:r>
         <w:r>
           <w:rPr>
-            <w:rFonts w:ascii="游ゴシック" w:eastAsia="游ゴシック" w:hAnsi="游ゴシック"/>
+            <w:rFonts w:ascii="Yu Gothic" w:eastAsia="Yu Gothic" w:hAnsi="Yu Gothic"/>
             <w:noProof/>
             <w:webHidden/>
           </w:rPr>
@@ -507,7 +502,7 @@
         </w:r>
         <w:r>
           <w:rPr>
-            <w:rFonts w:ascii="游ゴシック" w:eastAsia="游ゴシック" w:hAnsi="游ゴシック"/>
+            <w:rFonts w:ascii="Yu Gothic" w:eastAsia="Yu Gothic" w:hAnsi="Yu Gothic"/>
             <w:noProof/>
             <w:webHidden/>
           </w:rPr>
@@ -515,14 +510,14 @@
         </w:r>
         <w:r>
           <w:rPr>
-            <w:rFonts w:ascii="游ゴシック" w:eastAsia="游ゴシック" w:hAnsi="游ゴシック"/>
+            <w:rFonts w:ascii="Yu Gothic" w:eastAsia="Yu Gothic" w:hAnsi="Yu Gothic"/>
             <w:noProof/>
             <w:webHidden/>
           </w:rPr>
         </w:r>
         <w:r>
           <w:rPr>
-            <w:rFonts w:ascii="游ゴシック" w:eastAsia="游ゴシック" w:hAnsi="游ゴシック"/>
+            <w:rFonts w:ascii="Yu Gothic" w:eastAsia="Yu Gothic" w:hAnsi="Yu Gothic"/>
             <w:noProof/>
             <w:webHidden/>
           </w:rPr>
@@ -530,7 +525,7 @@
         </w:r>
         <w:r>
           <w:rPr>
-            <w:rFonts w:ascii="游ゴシック" w:eastAsia="游ゴシック" w:hAnsi="游ゴシック"/>
+            <w:rFonts w:ascii="Yu Gothic" w:eastAsia="Yu Gothic" w:hAnsi="Yu Gothic"/>
             <w:noProof/>
             <w:webHidden/>
           </w:rPr>
@@ -538,7 +533,7 @@
         </w:r>
         <w:r>
           <w:rPr>
-            <w:rFonts w:ascii="游ゴシック" w:eastAsia="游ゴシック" w:hAnsi="游ゴシック"/>
+            <w:rFonts w:ascii="Yu Gothic" w:eastAsia="Yu Gothic" w:hAnsi="Yu Gothic"/>
             <w:noProof/>
             <w:webHidden/>
           </w:rPr>
@@ -550,7 +545,7 @@
       <w:pPr>
         <w:pStyle w:val="20"/>
         <w:rPr>
-          <w:rFonts w:ascii="游ゴシック" w:eastAsia="游ゴシック" w:hAnsi="游ゴシック"/>
+          <w:rFonts w:ascii="Yu Gothic" w:eastAsia="Yu Gothic" w:hAnsi="Yu Gothic"/>
           <w:bCs w:val="0"/>
           <w:szCs w:val="22"/>
         </w:rPr>
@@ -559,13 +554,13 @@
         <w:r>
           <w:rPr>
             <w:rStyle w:val="a4"/>
-            <w:rFonts w:ascii="游ゴシック" w:eastAsia="游ゴシック" w:hAnsi="游ゴシック"/>
+            <w:rFonts w:ascii="Yu Gothic" w:eastAsia="Yu Gothic" w:hAnsi="Yu Gothic"/>
           </w:rPr>
           <w:t>2.1</w:t>
         </w:r>
         <w:r>
           <w:rPr>
-            <w:rFonts w:ascii="游ゴシック" w:eastAsia="游ゴシック" w:hAnsi="游ゴシック"/>
+            <w:rFonts w:ascii="Yu Gothic" w:eastAsia="Yu Gothic" w:hAnsi="Yu Gothic"/>
             <w:bCs w:val="0"/>
             <w:szCs w:val="22"/>
           </w:rPr>
@@ -574,54 +569,54 @@
         <w:r>
           <w:rPr>
             <w:rStyle w:val="a4"/>
-            <w:rFonts w:ascii="游ゴシック" w:eastAsia="游ゴシック" w:hAnsi="游ゴシック"/>
+            <w:rFonts w:ascii="Yu Gothic" w:eastAsia="Yu Gothic" w:hAnsi="Yu Gothic"/>
           </w:rPr>
           <w:t>PC環境の確認</w:t>
         </w:r>
         <w:r>
           <w:rPr>
-            <w:rFonts w:ascii="游ゴシック" w:eastAsia="游ゴシック" w:hAnsi="游ゴシック"/>
+            <w:rFonts w:ascii="Yu Gothic" w:eastAsia="Yu Gothic" w:hAnsi="Yu Gothic"/>
             <w:webHidden/>
           </w:rPr>
           <w:tab/>
         </w:r>
         <w:r>
           <w:rPr>
-            <w:rFonts w:ascii="游ゴシック" w:eastAsia="游ゴシック" w:hAnsi="游ゴシック"/>
+            <w:rFonts w:ascii="Yu Gothic" w:eastAsia="Yu Gothic" w:hAnsi="Yu Gothic"/>
             <w:webHidden/>
           </w:rPr>
           <w:fldChar w:fldCharType="begin"/>
         </w:r>
         <w:r>
           <w:rPr>
-            <w:rFonts w:ascii="游ゴシック" w:eastAsia="游ゴシック" w:hAnsi="游ゴシック"/>
+            <w:rFonts w:ascii="Yu Gothic" w:eastAsia="Yu Gothic" w:hAnsi="Yu Gothic"/>
             <w:webHidden/>
           </w:rPr>
           <w:instrText xml:space="preserve"> PAGEREF _Toc128401147 \h </w:instrText>
         </w:r>
         <w:r>
           <w:rPr>
-            <w:rFonts w:ascii="游ゴシック" w:eastAsia="游ゴシック" w:hAnsi="游ゴシック"/>
+            <w:rFonts w:ascii="Yu Gothic" w:eastAsia="Yu Gothic" w:hAnsi="Yu Gothic"/>
             <w:webHidden/>
           </w:rPr>
         </w:r>
         <w:r>
           <w:rPr>
-            <w:rFonts w:ascii="游ゴシック" w:eastAsia="游ゴシック" w:hAnsi="游ゴシック"/>
+            <w:rFonts w:ascii="Yu Gothic" w:eastAsia="Yu Gothic" w:hAnsi="Yu Gothic"/>
             <w:webHidden/>
           </w:rPr>
           <w:fldChar w:fldCharType="separate"/>
         </w:r>
         <w:r>
           <w:rPr>
-            <w:rFonts w:ascii="游ゴシック" w:eastAsia="游ゴシック" w:hAnsi="游ゴシック"/>
+            <w:rFonts w:ascii="Yu Gothic" w:eastAsia="Yu Gothic" w:hAnsi="Yu Gothic"/>
             <w:webHidden/>
           </w:rPr>
           <w:t>2</w:t>
         </w:r>
         <w:r>
           <w:rPr>
-            <w:rFonts w:ascii="游ゴシック" w:eastAsia="游ゴシック" w:hAnsi="游ゴシック"/>
+            <w:rFonts w:ascii="Yu Gothic" w:eastAsia="Yu Gothic" w:hAnsi="Yu Gothic"/>
             <w:webHidden/>
           </w:rPr>
           <w:fldChar w:fldCharType="end"/>
@@ -632,7 +627,7 @@
       <w:pPr>
         <w:pStyle w:val="20"/>
         <w:rPr>
-          <w:rFonts w:ascii="游ゴシック" w:eastAsia="游ゴシック" w:hAnsi="游ゴシック"/>
+          <w:rFonts w:ascii="Yu Gothic" w:eastAsia="Yu Gothic" w:hAnsi="Yu Gothic"/>
           <w:bCs w:val="0"/>
           <w:szCs w:val="22"/>
         </w:rPr>
@@ -641,13 +636,13 @@
         <w:r>
           <w:rPr>
             <w:rStyle w:val="a4"/>
-            <w:rFonts w:ascii="游ゴシック" w:eastAsia="游ゴシック" w:hAnsi="游ゴシック"/>
+            <w:rFonts w:ascii="Yu Gothic" w:eastAsia="Yu Gothic" w:hAnsi="Yu Gothic"/>
           </w:rPr>
           <w:t>2.2</w:t>
         </w:r>
         <w:r>
           <w:rPr>
-            <w:rFonts w:ascii="游ゴシック" w:eastAsia="游ゴシック" w:hAnsi="游ゴシック"/>
+            <w:rFonts w:ascii="Yu Gothic" w:eastAsia="Yu Gothic" w:hAnsi="Yu Gothic"/>
             <w:bCs w:val="0"/>
             <w:szCs w:val="22"/>
           </w:rPr>
@@ -656,54 +651,54 @@
         <w:r>
           <w:rPr>
             <w:rStyle w:val="a4"/>
-            <w:rFonts w:ascii="游ゴシック" w:eastAsia="游ゴシック" w:hAnsi="游ゴシック"/>
+            <w:rFonts w:ascii="Yu Gothic" w:eastAsia="Yu Gothic" w:hAnsi="Yu Gothic"/>
           </w:rPr>
           <w:t>miCheckerのダウンロードと導入</w:t>
         </w:r>
         <w:r>
           <w:rPr>
-            <w:rFonts w:ascii="游ゴシック" w:eastAsia="游ゴシック" w:hAnsi="游ゴシック"/>
+            <w:rFonts w:ascii="Yu Gothic" w:eastAsia="Yu Gothic" w:hAnsi="Yu Gothic"/>
             <w:webHidden/>
           </w:rPr>
           <w:tab/>
         </w:r>
         <w:r>
           <w:rPr>
-            <w:rFonts w:ascii="游ゴシック" w:eastAsia="游ゴシック" w:hAnsi="游ゴシック"/>
+            <w:rFonts w:ascii="Yu Gothic" w:eastAsia="Yu Gothic" w:hAnsi="Yu Gothic"/>
             <w:webHidden/>
           </w:rPr>
           <w:fldChar w:fldCharType="begin"/>
         </w:r>
         <w:r>
           <w:rPr>
-            <w:rFonts w:ascii="游ゴシック" w:eastAsia="游ゴシック" w:hAnsi="游ゴシック"/>
+            <w:rFonts w:ascii="Yu Gothic" w:eastAsia="Yu Gothic" w:hAnsi="Yu Gothic"/>
             <w:webHidden/>
           </w:rPr>
           <w:instrText xml:space="preserve"> PAGEREF _Toc128401148 \h </w:instrText>
         </w:r>
         <w:r>
           <w:rPr>
-            <w:rFonts w:ascii="游ゴシック" w:eastAsia="游ゴシック" w:hAnsi="游ゴシック"/>
+            <w:rFonts w:ascii="Yu Gothic" w:eastAsia="Yu Gothic" w:hAnsi="Yu Gothic"/>
             <w:webHidden/>
           </w:rPr>
         </w:r>
         <w:r>
           <w:rPr>
-            <w:rFonts w:ascii="游ゴシック" w:eastAsia="游ゴシック" w:hAnsi="游ゴシック"/>
+            <w:rFonts w:ascii="Yu Gothic" w:eastAsia="Yu Gothic" w:hAnsi="Yu Gothic"/>
             <w:webHidden/>
           </w:rPr>
           <w:fldChar w:fldCharType="separate"/>
         </w:r>
         <w:r>
           <w:rPr>
-            <w:rFonts w:ascii="游ゴシック" w:eastAsia="游ゴシック" w:hAnsi="游ゴシック"/>
+            <w:rFonts w:ascii="Yu Gothic" w:eastAsia="Yu Gothic" w:hAnsi="Yu Gothic"/>
             <w:webHidden/>
           </w:rPr>
           <w:t>2</w:t>
         </w:r>
         <w:r>
           <w:rPr>
-            <w:rFonts w:ascii="游ゴシック" w:eastAsia="游ゴシック" w:hAnsi="游ゴシック"/>
+            <w:rFonts w:ascii="Yu Gothic" w:eastAsia="Yu Gothic" w:hAnsi="Yu Gothic"/>
             <w:webHidden/>
           </w:rPr>
           <w:fldChar w:fldCharType="end"/>
@@ -714,7 +709,7 @@
       <w:pPr>
         <w:pStyle w:val="20"/>
         <w:rPr>
-          <w:rFonts w:ascii="游ゴシック" w:eastAsia="游ゴシック" w:hAnsi="游ゴシック"/>
+          <w:rFonts w:ascii="Yu Gothic" w:eastAsia="Yu Gothic" w:hAnsi="Yu Gothic"/>
           <w:bCs w:val="0"/>
           <w:szCs w:val="22"/>
         </w:rPr>
@@ -723,13 +718,13 @@
         <w:r>
           <w:rPr>
             <w:rStyle w:val="a4"/>
-            <w:rFonts w:ascii="游ゴシック" w:eastAsia="游ゴシック" w:hAnsi="游ゴシック"/>
+            <w:rFonts w:ascii="Yu Gothic" w:eastAsia="Yu Gothic" w:hAnsi="Yu Gothic"/>
           </w:rPr>
           <w:t>2.3</w:t>
         </w:r>
         <w:r>
           <w:rPr>
-            <w:rFonts w:ascii="游ゴシック" w:eastAsia="游ゴシック" w:hAnsi="游ゴシック"/>
+            <w:rFonts w:ascii="Yu Gothic" w:eastAsia="Yu Gothic" w:hAnsi="Yu Gothic"/>
             <w:bCs w:val="0"/>
             <w:szCs w:val="22"/>
           </w:rPr>
@@ -738,54 +733,54 @@
         <w:r>
           <w:rPr>
             <w:rStyle w:val="a4"/>
-            <w:rFonts w:ascii="游ゴシック" w:eastAsia="游ゴシック" w:hAnsi="游ゴシック"/>
+            <w:rFonts w:ascii="Yu Gothic" w:eastAsia="Yu Gothic" w:hAnsi="Yu Gothic"/>
           </w:rPr>
           <w:t>miCheckerの実行</w:t>
         </w:r>
         <w:r>
           <w:rPr>
-            <w:rFonts w:ascii="游ゴシック" w:eastAsia="游ゴシック" w:hAnsi="游ゴシック"/>
+            <w:rFonts w:ascii="Yu Gothic" w:eastAsia="Yu Gothic" w:hAnsi="Yu Gothic"/>
             <w:webHidden/>
           </w:rPr>
           <w:tab/>
         </w:r>
         <w:r>
           <w:rPr>
-            <w:rFonts w:ascii="游ゴシック" w:eastAsia="游ゴシック" w:hAnsi="游ゴシック"/>
+            <w:rFonts w:ascii="Yu Gothic" w:eastAsia="Yu Gothic" w:hAnsi="Yu Gothic"/>
             <w:webHidden/>
           </w:rPr>
           <w:fldChar w:fldCharType="begin"/>
         </w:r>
         <w:r>
           <w:rPr>
-            <w:rFonts w:ascii="游ゴシック" w:eastAsia="游ゴシック" w:hAnsi="游ゴシック"/>
+            <w:rFonts w:ascii="Yu Gothic" w:eastAsia="Yu Gothic" w:hAnsi="Yu Gothic"/>
             <w:webHidden/>
           </w:rPr>
           <w:instrText xml:space="preserve"> PAGEREF _Toc128401149 \h </w:instrText>
         </w:r>
         <w:r>
           <w:rPr>
-            <w:rFonts w:ascii="游ゴシック" w:eastAsia="游ゴシック" w:hAnsi="游ゴシック"/>
+            <w:rFonts w:ascii="Yu Gothic" w:eastAsia="Yu Gothic" w:hAnsi="Yu Gothic"/>
             <w:webHidden/>
           </w:rPr>
         </w:r>
         <w:r>
           <w:rPr>
-            <w:rFonts w:ascii="游ゴシック" w:eastAsia="游ゴシック" w:hAnsi="游ゴシック"/>
+            <w:rFonts w:ascii="Yu Gothic" w:eastAsia="Yu Gothic" w:hAnsi="Yu Gothic"/>
             <w:webHidden/>
           </w:rPr>
           <w:fldChar w:fldCharType="separate"/>
         </w:r>
         <w:r>
           <w:rPr>
-            <w:rFonts w:ascii="游ゴシック" w:eastAsia="游ゴシック" w:hAnsi="游ゴシック"/>
+            <w:rFonts w:ascii="Yu Gothic" w:eastAsia="Yu Gothic" w:hAnsi="Yu Gothic"/>
             <w:webHidden/>
           </w:rPr>
           <w:t>4</w:t>
         </w:r>
         <w:r>
           <w:rPr>
-            <w:rFonts w:ascii="游ゴシック" w:eastAsia="游ゴシック" w:hAnsi="游ゴシック"/>
+            <w:rFonts w:ascii="Yu Gothic" w:eastAsia="Yu Gothic" w:hAnsi="Yu Gothic"/>
             <w:webHidden/>
           </w:rPr>
           <w:fldChar w:fldCharType="end"/>
@@ -796,7 +791,7 @@
       <w:pPr>
         <w:pStyle w:val="10"/>
         <w:rPr>
-          <w:rFonts w:ascii="游ゴシック" w:eastAsia="游ゴシック" w:hAnsi="游ゴシック"/>
+          <w:rFonts w:ascii="Yu Gothic" w:eastAsia="Yu Gothic" w:hAnsi="Yu Gothic"/>
           <w:noProof/>
           <w:szCs w:val="22"/>
         </w:rPr>
@@ -805,14 +800,14 @@
         <w:r>
           <w:rPr>
             <w:rStyle w:val="a4"/>
-            <w:rFonts w:ascii="游ゴシック" w:eastAsia="游ゴシック" w:hAnsi="游ゴシック"/>
+            <w:rFonts w:ascii="Yu Gothic" w:eastAsia="Yu Gothic" w:hAnsi="Yu Gothic"/>
             <w:noProof/>
           </w:rPr>
           <w:t>3.</w:t>
         </w:r>
         <w:r>
           <w:rPr>
-            <w:rFonts w:ascii="游ゴシック" w:eastAsia="游ゴシック" w:hAnsi="游ゴシック"/>
+            <w:rFonts w:ascii="Yu Gothic" w:eastAsia="Yu Gothic" w:hAnsi="Yu Gothic"/>
             <w:noProof/>
             <w:szCs w:val="22"/>
           </w:rPr>
@@ -821,14 +816,14 @@
         <w:r>
           <w:rPr>
             <w:rStyle w:val="a4"/>
-            <w:rFonts w:ascii="游ゴシック" w:eastAsia="游ゴシック" w:hAnsi="游ゴシック"/>
+            <w:rFonts w:ascii="Yu Gothic" w:eastAsia="Yu Gothic" w:hAnsi="Yu Gothic"/>
             <w:noProof/>
           </w:rPr>
           <w:t>Java実行環境の確認・導入</w:t>
         </w:r>
         <w:r>
           <w:rPr>
-            <w:rFonts w:ascii="游ゴシック" w:eastAsia="游ゴシック" w:hAnsi="游ゴシック"/>
+            <w:rFonts w:ascii="Yu Gothic" w:eastAsia="Yu Gothic" w:hAnsi="Yu Gothic"/>
             <w:noProof/>
             <w:webHidden/>
           </w:rPr>
@@ -836,7 +831,7 @@
         </w:r>
         <w:r>
           <w:rPr>
-            <w:rFonts w:ascii="游ゴシック" w:eastAsia="游ゴシック" w:hAnsi="游ゴシック"/>
+            <w:rFonts w:ascii="Yu Gothic" w:eastAsia="Yu Gothic" w:hAnsi="Yu Gothic"/>
             <w:noProof/>
             <w:webHidden/>
           </w:rPr>
@@ -844,7 +839,7 @@
         </w:r>
         <w:r>
           <w:rPr>
-            <w:rFonts w:ascii="游ゴシック" w:eastAsia="游ゴシック" w:hAnsi="游ゴシック"/>
+            <w:rFonts w:ascii="Yu Gothic" w:eastAsia="Yu Gothic" w:hAnsi="Yu Gothic"/>
             <w:noProof/>
             <w:webHidden/>
           </w:rPr>
@@ -852,14 +847,14 @@
         </w:r>
         <w:r>
           <w:rPr>
-            <w:rFonts w:ascii="游ゴシック" w:eastAsia="游ゴシック" w:hAnsi="游ゴシック"/>
+            <w:rFonts w:ascii="Yu Gothic" w:eastAsia="Yu Gothic" w:hAnsi="Yu Gothic"/>
             <w:noProof/>
             <w:webHidden/>
           </w:rPr>
         </w:r>
         <w:r>
           <w:rPr>
-            <w:rFonts w:ascii="游ゴシック" w:eastAsia="游ゴシック" w:hAnsi="游ゴシック"/>
+            <w:rFonts w:ascii="Yu Gothic" w:eastAsia="Yu Gothic" w:hAnsi="Yu Gothic"/>
             <w:noProof/>
             <w:webHidden/>
           </w:rPr>
@@ -867,7 +862,7 @@
         </w:r>
         <w:r>
           <w:rPr>
-            <w:rFonts w:ascii="游ゴシック" w:eastAsia="游ゴシック" w:hAnsi="游ゴシック"/>
+            <w:rFonts w:ascii="Yu Gothic" w:eastAsia="Yu Gothic" w:hAnsi="Yu Gothic"/>
             <w:noProof/>
             <w:webHidden/>
           </w:rPr>
@@ -875,7 +870,7 @@
         </w:r>
         <w:r>
           <w:rPr>
-            <w:rFonts w:ascii="游ゴシック" w:eastAsia="游ゴシック" w:hAnsi="游ゴシック"/>
+            <w:rFonts w:ascii="Yu Gothic" w:eastAsia="Yu Gothic" w:hAnsi="Yu Gothic"/>
             <w:noProof/>
             <w:webHidden/>
           </w:rPr>
@@ -887,7 +882,7 @@
       <w:pPr>
         <w:pStyle w:val="20"/>
         <w:rPr>
-          <w:rFonts w:ascii="游ゴシック" w:eastAsia="游ゴシック" w:hAnsi="游ゴシック"/>
+          <w:rFonts w:ascii="Yu Gothic" w:eastAsia="Yu Gothic" w:hAnsi="Yu Gothic"/>
           <w:bCs w:val="0"/>
           <w:szCs w:val="22"/>
         </w:rPr>
@@ -896,13 +891,13 @@
         <w:r>
           <w:rPr>
             <w:rStyle w:val="a4"/>
-            <w:rFonts w:ascii="游ゴシック" w:eastAsia="游ゴシック" w:hAnsi="游ゴシック"/>
+            <w:rFonts w:ascii="Yu Gothic" w:eastAsia="Yu Gothic" w:hAnsi="Yu Gothic"/>
           </w:rPr>
           <w:t>3.1</w:t>
         </w:r>
         <w:r>
           <w:rPr>
-            <w:rFonts w:ascii="游ゴシック" w:eastAsia="游ゴシック" w:hAnsi="游ゴシック"/>
+            <w:rFonts w:ascii="Yu Gothic" w:eastAsia="Yu Gothic" w:hAnsi="Yu Gothic"/>
             <w:bCs w:val="0"/>
             <w:szCs w:val="22"/>
           </w:rPr>
@@ -911,54 +906,54 @@
         <w:r>
           <w:rPr>
             <w:rStyle w:val="a4"/>
-            <w:rFonts w:ascii="游ゴシック" w:eastAsia="游ゴシック" w:hAnsi="游ゴシック"/>
+            <w:rFonts w:ascii="Yu Gothic" w:eastAsia="Yu Gothic" w:hAnsi="Yu Gothic"/>
           </w:rPr>
           <w:t>Java実行環境の確認</w:t>
         </w:r>
         <w:r>
           <w:rPr>
-            <w:rFonts w:ascii="游ゴシック" w:eastAsia="游ゴシック" w:hAnsi="游ゴシック"/>
+            <w:rFonts w:ascii="Yu Gothic" w:eastAsia="Yu Gothic" w:hAnsi="Yu Gothic"/>
             <w:webHidden/>
           </w:rPr>
           <w:tab/>
         </w:r>
         <w:r>
           <w:rPr>
-            <w:rFonts w:ascii="游ゴシック" w:eastAsia="游ゴシック" w:hAnsi="游ゴシック"/>
+            <w:rFonts w:ascii="Yu Gothic" w:eastAsia="Yu Gothic" w:hAnsi="Yu Gothic"/>
             <w:webHidden/>
           </w:rPr>
           <w:fldChar w:fldCharType="begin"/>
         </w:r>
         <w:r>
           <w:rPr>
-            <w:rFonts w:ascii="游ゴシック" w:eastAsia="游ゴシック" w:hAnsi="游ゴシック"/>
+            <w:rFonts w:ascii="Yu Gothic" w:eastAsia="Yu Gothic" w:hAnsi="Yu Gothic"/>
             <w:webHidden/>
           </w:rPr>
           <w:instrText xml:space="preserve"> PAGEREF _Toc128401151 \h </w:instrText>
         </w:r>
         <w:r>
           <w:rPr>
-            <w:rFonts w:ascii="游ゴシック" w:eastAsia="游ゴシック" w:hAnsi="游ゴシック"/>
+            <w:rFonts w:ascii="Yu Gothic" w:eastAsia="Yu Gothic" w:hAnsi="Yu Gothic"/>
             <w:webHidden/>
           </w:rPr>
         </w:r>
         <w:r>
           <w:rPr>
-            <w:rFonts w:ascii="游ゴシック" w:eastAsia="游ゴシック" w:hAnsi="游ゴシック"/>
+            <w:rFonts w:ascii="Yu Gothic" w:eastAsia="Yu Gothic" w:hAnsi="Yu Gothic"/>
             <w:webHidden/>
           </w:rPr>
           <w:fldChar w:fldCharType="separate"/>
         </w:r>
         <w:r>
           <w:rPr>
-            <w:rFonts w:ascii="游ゴシック" w:eastAsia="游ゴシック" w:hAnsi="游ゴシック"/>
+            <w:rFonts w:ascii="Yu Gothic" w:eastAsia="Yu Gothic" w:hAnsi="Yu Gothic"/>
             <w:webHidden/>
           </w:rPr>
           <w:t>4</w:t>
         </w:r>
         <w:r>
           <w:rPr>
-            <w:rFonts w:ascii="游ゴシック" w:eastAsia="游ゴシック" w:hAnsi="游ゴシック"/>
+            <w:rFonts w:ascii="Yu Gothic" w:eastAsia="Yu Gothic" w:hAnsi="Yu Gothic"/>
             <w:webHidden/>
           </w:rPr>
           <w:fldChar w:fldCharType="end"/>
@@ -969,7 +964,7 @@
       <w:pPr>
         <w:pStyle w:val="20"/>
         <w:rPr>
-          <w:rFonts w:ascii="游ゴシック" w:eastAsia="游ゴシック" w:hAnsi="游ゴシック"/>
+          <w:rFonts w:ascii="Yu Gothic" w:eastAsia="Yu Gothic" w:hAnsi="Yu Gothic"/>
           <w:bCs w:val="0"/>
           <w:szCs w:val="22"/>
         </w:rPr>
@@ -978,13 +973,13 @@
         <w:r>
           <w:rPr>
             <w:rStyle w:val="a4"/>
-            <w:rFonts w:ascii="游ゴシック" w:eastAsia="游ゴシック" w:hAnsi="游ゴシック"/>
+            <w:rFonts w:ascii="Yu Gothic" w:eastAsia="Yu Gothic" w:hAnsi="Yu Gothic"/>
           </w:rPr>
           <w:t>3.2</w:t>
         </w:r>
         <w:r>
           <w:rPr>
-            <w:rFonts w:ascii="游ゴシック" w:eastAsia="游ゴシック" w:hAnsi="游ゴシック"/>
+            <w:rFonts w:ascii="Yu Gothic" w:eastAsia="Yu Gothic" w:hAnsi="Yu Gothic"/>
             <w:bCs w:val="0"/>
             <w:szCs w:val="22"/>
           </w:rPr>
@@ -993,54 +988,54 @@
         <w:r>
           <w:rPr>
             <w:rStyle w:val="a4"/>
-            <w:rFonts w:ascii="游ゴシック" w:eastAsia="游ゴシック" w:hAnsi="游ゴシック"/>
+            <w:rFonts w:ascii="Yu Gothic" w:eastAsia="Yu Gothic" w:hAnsi="Yu Gothic"/>
           </w:rPr>
           <w:t>Java実行環境の導入</w:t>
         </w:r>
         <w:r>
           <w:rPr>
-            <w:rFonts w:ascii="游ゴシック" w:eastAsia="游ゴシック" w:hAnsi="游ゴシック"/>
+            <w:rFonts w:ascii="Yu Gothic" w:eastAsia="Yu Gothic" w:hAnsi="Yu Gothic"/>
             <w:webHidden/>
           </w:rPr>
           <w:tab/>
         </w:r>
         <w:r>
           <w:rPr>
-            <w:rFonts w:ascii="游ゴシック" w:eastAsia="游ゴシック" w:hAnsi="游ゴシック"/>
+            <w:rFonts w:ascii="Yu Gothic" w:eastAsia="Yu Gothic" w:hAnsi="Yu Gothic"/>
             <w:webHidden/>
           </w:rPr>
           <w:fldChar w:fldCharType="begin"/>
         </w:r>
         <w:r>
           <w:rPr>
-            <w:rFonts w:ascii="游ゴシック" w:eastAsia="游ゴシック" w:hAnsi="游ゴシック"/>
+            <w:rFonts w:ascii="Yu Gothic" w:eastAsia="Yu Gothic" w:hAnsi="Yu Gothic"/>
             <w:webHidden/>
           </w:rPr>
           <w:instrText xml:space="preserve"> PAGEREF _Toc128401152 \h </w:instrText>
         </w:r>
         <w:r>
           <w:rPr>
-            <w:rFonts w:ascii="游ゴシック" w:eastAsia="游ゴシック" w:hAnsi="游ゴシック"/>
+            <w:rFonts w:ascii="Yu Gothic" w:eastAsia="Yu Gothic" w:hAnsi="Yu Gothic"/>
             <w:webHidden/>
           </w:rPr>
         </w:r>
         <w:r>
           <w:rPr>
-            <w:rFonts w:ascii="游ゴシック" w:eastAsia="游ゴシック" w:hAnsi="游ゴシック"/>
+            <w:rFonts w:ascii="Yu Gothic" w:eastAsia="Yu Gothic" w:hAnsi="Yu Gothic"/>
             <w:webHidden/>
           </w:rPr>
           <w:fldChar w:fldCharType="separate"/>
         </w:r>
         <w:r>
           <w:rPr>
-            <w:rFonts w:ascii="游ゴシック" w:eastAsia="游ゴシック" w:hAnsi="游ゴシック"/>
+            <w:rFonts w:ascii="Yu Gothic" w:eastAsia="Yu Gothic" w:hAnsi="Yu Gothic"/>
             <w:webHidden/>
           </w:rPr>
           <w:t>5</w:t>
         </w:r>
         <w:r>
           <w:rPr>
-            <w:rFonts w:ascii="游ゴシック" w:eastAsia="游ゴシック" w:hAnsi="游ゴシック"/>
+            <w:rFonts w:ascii="Yu Gothic" w:eastAsia="Yu Gothic" w:hAnsi="Yu Gothic"/>
             <w:webHidden/>
           </w:rPr>
           <w:fldChar w:fldCharType="end"/>
@@ -1051,7 +1046,7 @@
       <w:pPr>
         <w:pStyle w:val="10"/>
         <w:rPr>
-          <w:rFonts w:ascii="游ゴシック" w:eastAsia="游ゴシック" w:hAnsi="游ゴシック"/>
+          <w:rFonts w:ascii="Yu Gothic" w:eastAsia="Yu Gothic" w:hAnsi="Yu Gothic"/>
           <w:noProof/>
           <w:szCs w:val="22"/>
         </w:rPr>
@@ -1060,14 +1055,14 @@
         <w:r>
           <w:rPr>
             <w:rStyle w:val="a4"/>
-            <w:rFonts w:ascii="游ゴシック" w:eastAsia="游ゴシック" w:hAnsi="游ゴシック"/>
+            <w:rFonts w:ascii="Yu Gothic" w:eastAsia="Yu Gothic" w:hAnsi="Yu Gothic"/>
             <w:noProof/>
           </w:rPr>
           <w:t>(参考) 最新のmiCheckerの入手について</w:t>
         </w:r>
         <w:r>
           <w:rPr>
-            <w:rFonts w:ascii="游ゴシック" w:eastAsia="游ゴシック" w:hAnsi="游ゴシック"/>
+            <w:rFonts w:ascii="Yu Gothic" w:eastAsia="Yu Gothic" w:hAnsi="Yu Gothic"/>
             <w:noProof/>
             <w:webHidden/>
           </w:rPr>
@@ -1075,7 +1070,7 @@
         </w:r>
         <w:r>
           <w:rPr>
-            <w:rFonts w:ascii="游ゴシック" w:eastAsia="游ゴシック" w:hAnsi="游ゴシック"/>
+            <w:rFonts w:ascii="Yu Gothic" w:eastAsia="Yu Gothic" w:hAnsi="Yu Gothic"/>
             <w:noProof/>
             <w:webHidden/>
           </w:rPr>
@@ -1083,7 +1078,7 @@
         </w:r>
         <w:r>
           <w:rPr>
-            <w:rFonts w:ascii="游ゴシック" w:eastAsia="游ゴシック" w:hAnsi="游ゴシック"/>
+            <w:rFonts w:ascii="Yu Gothic" w:eastAsia="Yu Gothic" w:hAnsi="Yu Gothic"/>
             <w:noProof/>
             <w:webHidden/>
           </w:rPr>
@@ -1091,14 +1086,14 @@
         </w:r>
         <w:r>
           <w:rPr>
-            <w:rFonts w:ascii="游ゴシック" w:eastAsia="游ゴシック" w:hAnsi="游ゴシック"/>
+            <w:rFonts w:ascii="Yu Gothic" w:eastAsia="Yu Gothic" w:hAnsi="Yu Gothic"/>
             <w:noProof/>
             <w:webHidden/>
           </w:rPr>
         </w:r>
         <w:r>
           <w:rPr>
-            <w:rFonts w:ascii="游ゴシック" w:eastAsia="游ゴシック" w:hAnsi="游ゴシック"/>
+            <w:rFonts w:ascii="Yu Gothic" w:eastAsia="Yu Gothic" w:hAnsi="Yu Gothic"/>
             <w:noProof/>
             <w:webHidden/>
           </w:rPr>
@@ -1106,7 +1101,7 @@
         </w:r>
         <w:r>
           <w:rPr>
-            <w:rFonts w:ascii="游ゴシック" w:eastAsia="游ゴシック" w:hAnsi="游ゴシック"/>
+            <w:rFonts w:ascii="Yu Gothic" w:eastAsia="Yu Gothic" w:hAnsi="Yu Gothic"/>
             <w:noProof/>
             <w:webHidden/>
           </w:rPr>
@@ -1114,7 +1109,7 @@
         </w:r>
         <w:r>
           <w:rPr>
-            <w:rFonts w:ascii="游ゴシック" w:eastAsia="游ゴシック" w:hAnsi="游ゴシック"/>
+            <w:rFonts w:ascii="Yu Gothic" w:eastAsia="Yu Gothic" w:hAnsi="Yu Gothic"/>
             <w:noProof/>
             <w:webHidden/>
           </w:rPr>
@@ -1131,7 +1126,7 @@
       </w:pPr>
       <w:r>
         <w:rPr>
-          <w:rFonts w:ascii="游ゴシック" w:eastAsia="游ゴシック" w:hAnsi="游ゴシック" w:cs="Arial" w:hint="eastAsia"/>
+          <w:rFonts w:ascii="Yu Gothic" w:eastAsia="Yu Gothic" w:hAnsi="Yu Gothic" w:cs="Arial" w:hint="eastAsia"/>
           <w:szCs w:val="21"/>
         </w:rPr>
         <w:fldChar w:fldCharType="end"/>
@@ -1688,8 +1683,23 @@
         <w:r>
           <w:rPr>
             <w:rStyle w:val="a4"/>
+            <w:rFonts w:ascii="ＭＳ 明朝" w:hAnsi="ＭＳ 明朝"/>
           </w:rPr>
-          <w:t>http://www.soumu.go.jp/main_sosiki/joho_tsusin/b_free/michecker.html</w:t>
+          <w:t>https://www.soumu.go.jp/info-accessibility-portal/webaccessibility/m</w:t>
+        </w:r>
+        <w:r>
+          <w:rPr>
+            <w:rStyle w:val="a4"/>
+            <w:rFonts w:ascii="ＭＳ 明朝" w:hAnsi="ＭＳ 明朝"/>
+          </w:rPr>
+          <w:t>i</w:t>
+        </w:r>
+        <w:r>
+          <w:rPr>
+            <w:rStyle w:val="a4"/>
+            <w:rFonts w:ascii="ＭＳ 明朝" w:hAnsi="ＭＳ 明朝"/>
+          </w:rPr>
+          <w:t>checker/</w:t>
         </w:r>
       </w:hyperlink>
       <w:r>
@@ -2196,7 +2206,7 @@
           <w:noProof/>
         </w:rPr>
         <w:drawing>
-          <wp:inline distT="0" distB="0" distL="0" distR="0" wp14:anchorId="5B2FF4A5" wp14:editId="04E07997">
+          <wp:inline distT="0" distB="0" distL="0" distR="0" wp14:anchorId="5B2FF4A5" wp14:editId="4F716A2A">
             <wp:extent cx="2849880" cy="2385060"/>
             <wp:effectExtent l="0" t="0" r="0" b="0"/>
             <wp:docPr id="3" name="図 1">
@@ -3791,21 +3801,7 @@
         <w:rPr>
           <w:rFonts w:ascii="ＭＳ 明朝" w:hAnsi="ＭＳ 明朝" w:hint="eastAsia"/>
         </w:rPr>
-        <w:t>「名前」と記載された入力欄に「</w:t>
-      </w:r>
-      <w:proofErr w:type="spellStart"/>
-      <w:r>
-        <w:rPr>
-          <w:rFonts w:ascii="ＭＳ 明朝" w:hAnsi="ＭＳ 明朝" w:hint="eastAsia"/>
-        </w:rPr>
-        <w:t>cmd</w:t>
-      </w:r>
-      <w:proofErr w:type="spellEnd"/>
-      <w:r>
-        <w:rPr>
-          <w:rFonts w:ascii="ＭＳ 明朝" w:hAnsi="ＭＳ 明朝" w:hint="eastAsia"/>
-        </w:rPr>
-        <w:t>」と入力し</w:t>
+        <w:t>「名前」と記載された入力欄に「cmd」と入力し</w:t>
       </w:r>
       <w:r>
         <w:rPr>
@@ -4480,13 +4476,8 @@
         </w:pBdr>
         <w:ind w:leftChars="337" w:left="708"/>
       </w:pPr>
-      <w:proofErr w:type="spellStart"/>
-      <w:r>
-        <w:t>openjdk</w:t>
-      </w:r>
-      <w:proofErr w:type="spellEnd"/>
-      <w:r>
-        <w:t xml:space="preserve"> version "17.0.5" 2022-10-18</w:t>
+      <w:r>
+        <w:t>openjdk version "17.0.5" 2022-10-18</w:t>
       </w:r>
     </w:p>
     <w:p>
@@ -4500,15 +4491,7 @@
         <w:ind w:leftChars="337" w:left="708"/>
       </w:pPr>
       <w:r>
-        <w:t xml:space="preserve">IBM </w:t>
-      </w:r>
-      <w:proofErr w:type="spellStart"/>
-      <w:r>
-        <w:t>Semeru</w:t>
-      </w:r>
-      <w:proofErr w:type="spellEnd"/>
-      <w:r>
-        <w:t xml:space="preserve"> Runtime Open Edition 17.0.5.0 (build 17.0.5+8)</w:t>
+        <w:t>IBM Semeru Runtime Open Edition 17.0.5.0 (build 17.0.5+8)</w:t>
       </w:r>
     </w:p>
     <w:p>
@@ -4925,14 +4908,12 @@
         </w:rPr>
         <w:t>参考として各種Java環境の入手先の例と、</w:t>
       </w:r>
-      <w:proofErr w:type="spellStart"/>
       <w:r>
         <w:rPr>
           <w:rFonts w:ascii="ＭＳ 明朝" w:hAnsi="ＭＳ 明朝"/>
         </w:rPr>
         <w:t>Adoptium</w:t>
       </w:r>
-      <w:proofErr w:type="spellEnd"/>
       <w:r>
         <w:rPr>
           <w:rFonts w:ascii="ＭＳ 明朝" w:hAnsi="ＭＳ 明朝" w:hint="eastAsia"/>
@@ -5044,14 +5025,12 @@
           <w:rFonts w:ascii="ＭＳ 明朝" w:hAnsi="ＭＳ 明朝"/>
         </w:rPr>
       </w:pPr>
-      <w:proofErr w:type="spellStart"/>
       <w:r>
         <w:rPr>
           <w:rFonts w:ascii="ＭＳ 明朝" w:hAnsi="ＭＳ 明朝" w:hint="eastAsia"/>
         </w:rPr>
         <w:t>Adoptium</w:t>
       </w:r>
-      <w:proofErr w:type="spellEnd"/>
       <w:r>
         <w:rPr>
           <w:rFonts w:ascii="ＭＳ 明朝" w:hAnsi="ＭＳ 明朝" w:hint="eastAsia"/>
@@ -5062,21 +5041,7 @@
         <w:rPr>
           <w:rFonts w:ascii="ＭＳ 明朝" w:hAnsi="ＭＳ 明朝"/>
         </w:rPr>
-        <w:t xml:space="preserve">(Eclipse </w:t>
-      </w:r>
-      <w:proofErr w:type="spellStart"/>
-      <w:r>
-        <w:rPr>
-          <w:rFonts w:ascii="ＭＳ 明朝" w:hAnsi="ＭＳ 明朝"/>
-        </w:rPr>
-        <w:t>Temurin</w:t>
-      </w:r>
-      <w:proofErr w:type="spellEnd"/>
-      <w:r>
-        <w:rPr>
-          <w:rFonts w:ascii="ＭＳ 明朝" w:hAnsi="ＭＳ 明朝"/>
-        </w:rPr>
-        <w:t>)</w:t>
+        <w:t>(Eclipse Temurin)</w:t>
       </w:r>
     </w:p>
     <w:p>
@@ -5141,14 +5106,12 @@
         </w:rPr>
         <w:t xml:space="preserve">(IBM </w:t>
       </w:r>
-      <w:proofErr w:type="spellStart"/>
       <w:r>
         <w:rPr>
           <w:rFonts w:ascii="ＭＳ 明朝" w:hAnsi="ＭＳ 明朝"/>
         </w:rPr>
         <w:t>Semeru</w:t>
       </w:r>
-      <w:proofErr w:type="spellEnd"/>
       <w:r>
         <w:rPr>
           <w:rFonts w:ascii="ＭＳ 明朝" w:hAnsi="ＭＳ 明朝"/>
@@ -5172,21 +5135,7 @@
             <w:rStyle w:val="a4"/>
             <w:rFonts w:ascii="ＭＳ 明朝" w:hAnsi="ＭＳ 明朝"/>
           </w:rPr>
-          <w:t>https://develop</w:t>
-        </w:r>
-        <w:r>
-          <w:rPr>
-            <w:rStyle w:val="a4"/>
-            <w:rFonts w:ascii="ＭＳ 明朝" w:hAnsi="ＭＳ 明朝"/>
-          </w:rPr>
-          <w:t>e</w:t>
-        </w:r>
-        <w:r>
-          <w:rPr>
-            <w:rStyle w:val="a4"/>
-            <w:rFonts w:ascii="ＭＳ 明朝" w:hAnsi="ＭＳ 明朝"/>
-          </w:rPr>
-          <w:t>r.ibm.com/languages/java/semeru-runtimes/downloads/</w:t>
+          <w:t>https://developer.ibm.com/languages/java/semeru-runtimes/downloads/</w:t>
         </w:r>
       </w:hyperlink>
     </w:p>
@@ -5223,21 +5172,7 @@
             <w:rStyle w:val="a4"/>
             <w:rFonts w:ascii="ＭＳ 明朝" w:hAnsi="ＭＳ 明朝"/>
           </w:rPr>
-          <w:t>https://learn.m</w:t>
-        </w:r>
-        <w:r>
-          <w:rPr>
-            <w:rStyle w:val="a4"/>
-            <w:rFonts w:ascii="ＭＳ 明朝" w:hAnsi="ＭＳ 明朝"/>
-          </w:rPr>
-          <w:t>i</w:t>
-        </w:r>
-        <w:r>
-          <w:rPr>
-            <w:rStyle w:val="a4"/>
-            <w:rFonts w:ascii="ＭＳ 明朝" w:hAnsi="ＭＳ 明朝"/>
-          </w:rPr>
-          <w:t>crosoft.com/ja-jp/java/openjdk/download</w:t>
+          <w:t>https://learn.microsoft.com/ja-jp/java/openjdk/download</w:t>
         </w:r>
       </w:hyperlink>
     </w:p>
@@ -5276,21 +5211,7 @@
             <w:rStyle w:val="a4"/>
             <w:rFonts w:ascii="ＭＳ 明朝" w:hAnsi="ＭＳ 明朝"/>
           </w:rPr>
-          <w:t>https://www.or</w:t>
-        </w:r>
-        <w:r>
-          <w:rPr>
-            <w:rStyle w:val="a4"/>
-            <w:rFonts w:ascii="ＭＳ 明朝" w:hAnsi="ＭＳ 明朝"/>
-          </w:rPr>
-          <w:t>a</w:t>
-        </w:r>
-        <w:r>
-          <w:rPr>
-            <w:rStyle w:val="a4"/>
-            <w:rFonts w:ascii="ＭＳ 明朝" w:hAnsi="ＭＳ 明朝"/>
-          </w:rPr>
-          <w:t>cle.com/jp/java/technologies/downloads/</w:t>
+          <w:t>https://www.oracle.com/jp/java/technologies/downloads/</w:t>
         </w:r>
       </w:hyperlink>
     </w:p>
@@ -5325,7 +5246,6 @@
         </w:rPr>
       </w:pPr>
       <w:bookmarkStart w:id="23" w:name="_Hlk128397837"/>
-      <w:proofErr w:type="spellStart"/>
       <w:r>
         <w:rPr>
           <w:rFonts w:ascii="HG丸ｺﾞｼｯｸM-PRO" w:eastAsia="HG丸ｺﾞｼｯｸM-PRO" w:hAnsi="HG丸ｺﾞｼｯｸM-PRO"/>
@@ -5333,7 +5253,6 @@
         </w:rPr>
         <w:t>Adoptium</w:t>
       </w:r>
-      <w:proofErr w:type="spellEnd"/>
       <w:r>
         <w:rPr>
           <w:rFonts w:ascii="HG丸ｺﾞｼｯｸM-PRO" w:eastAsia="HG丸ｺﾞｼｯｸM-PRO" w:hAnsi="HG丸ｺﾞｼｯｸM-PRO" w:hint="eastAsia"/>
@@ -5965,14 +5884,7 @@
         <w:rPr>
           <w:rFonts w:ascii="ＭＳ 明朝" w:hAnsi="ＭＳ 明朝" w:hint="eastAsia"/>
         </w:rPr>
-        <w:t>展開されたフォルダー内に、Java実行環境が入ったフォルダー（「</w:t>
-      </w:r>
-      <w:proofErr w:type="spellStart"/>
-      <w:r>
-        <w:rPr>
-          <w:rFonts w:ascii="ＭＳ 明朝" w:hAnsi="ＭＳ 明朝" w:hint="eastAsia"/>
-        </w:rPr>
-        <w:t>j</w:t>
+        <w:t>展開されたフォルダー内に、Java実行環境が入ったフォルダー（「j</w:t>
       </w:r>
       <w:r>
         <w:rPr>
@@ -5980,21 +5892,18 @@
         </w:rPr>
         <w:t>dk</w:t>
       </w:r>
-      <w:proofErr w:type="spellEnd"/>
       <w:r>
         <w:rPr>
           <w:rFonts w:ascii="ＭＳ 明朝" w:hAnsi="ＭＳ 明朝" w:hint="eastAsia"/>
         </w:rPr>
         <w:t>」で始まり「</w:t>
       </w:r>
-      <w:proofErr w:type="spellStart"/>
       <w:r>
         <w:rPr>
           <w:rFonts w:ascii="ＭＳ 明朝" w:hAnsi="ＭＳ 明朝"/>
         </w:rPr>
         <w:t>jre</w:t>
       </w:r>
-      <w:proofErr w:type="spellEnd"/>
       <w:r>
         <w:rPr>
           <w:rFonts w:ascii="ＭＳ 明朝" w:hAnsi="ＭＳ 明朝" w:hint="eastAsia"/>
@@ -6092,14 +6001,7 @@
         <w:rPr>
           <w:rFonts w:ascii="ＭＳ 明朝" w:hAnsi="ＭＳ 明朝" w:hint="eastAsia"/>
         </w:rPr>
-        <w:t>「</w:t>
-      </w:r>
-      <w:proofErr w:type="spellStart"/>
-      <w:r>
-        <w:rPr>
-          <w:rFonts w:ascii="ＭＳ 明朝" w:hAnsi="ＭＳ 明朝" w:hint="eastAsia"/>
-        </w:rPr>
-        <w:t>j</w:t>
+        <w:t>「j</w:t>
       </w:r>
       <w:r>
         <w:rPr>
@@ -6107,21 +6009,18 @@
         </w:rPr>
         <w:t>dk</w:t>
       </w:r>
-      <w:proofErr w:type="spellEnd"/>
       <w:r>
         <w:rPr>
           <w:rFonts w:ascii="ＭＳ 明朝" w:hAnsi="ＭＳ 明朝" w:hint="eastAsia"/>
         </w:rPr>
         <w:t>」で始まり「</w:t>
       </w:r>
-      <w:proofErr w:type="spellStart"/>
       <w:r>
         <w:rPr>
           <w:rFonts w:ascii="ＭＳ 明朝" w:hAnsi="ＭＳ 明朝"/>
         </w:rPr>
         <w:t>jre</w:t>
       </w:r>
-      <w:proofErr w:type="spellEnd"/>
       <w:r>
         <w:rPr>
           <w:rFonts w:ascii="ＭＳ 明朝" w:hAnsi="ＭＳ 明朝" w:hint="eastAsia"/>
@@ -6156,14 +6055,7 @@
         <w:rPr>
           <w:rFonts w:ascii="ＭＳ 明朝" w:hAnsi="ＭＳ 明朝" w:hint="eastAsia"/>
         </w:rPr>
-        <w:t>【名前の変更(M)】を選択し、フォルダーの名前を「</w:t>
-      </w:r>
-      <w:proofErr w:type="spellStart"/>
-      <w:r>
-        <w:rPr>
-          <w:rFonts w:ascii="ＭＳ 明朝" w:hAnsi="ＭＳ 明朝" w:hint="eastAsia"/>
-        </w:rPr>
-        <w:t>j</w:t>
+        <w:t>【名前の変更(M)】を選択し、フォルダーの名前を「j</w:t>
       </w:r>
       <w:r>
         <w:rPr>
@@ -6171,19 +6063,11 @@
         </w:rPr>
         <w:t>re</w:t>
       </w:r>
-      <w:proofErr w:type="spellEnd"/>
-      <w:r>
-        <w:rPr>
-          <w:rFonts w:ascii="ＭＳ 明朝" w:hAnsi="ＭＳ 明朝" w:hint="eastAsia"/>
-        </w:rPr>
-        <w:t>」に変更します。次に、「</w:t>
-      </w:r>
-      <w:proofErr w:type="spellStart"/>
-      <w:r>
-        <w:rPr>
-          <w:rFonts w:ascii="ＭＳ 明朝" w:hAnsi="ＭＳ 明朝" w:hint="eastAsia"/>
-        </w:rPr>
-        <w:t>j</w:t>
+      <w:r>
+        <w:rPr>
+          <w:rFonts w:ascii="ＭＳ 明朝" w:hAnsi="ＭＳ 明朝" w:hint="eastAsia"/>
+        </w:rPr>
+        <w:t>」に変更します。次に、「j</w:t>
       </w:r>
       <w:r>
         <w:rPr>
@@ -6191,7 +6075,6 @@
         </w:rPr>
         <w:t>re</w:t>
       </w:r>
-      <w:proofErr w:type="spellEnd"/>
       <w:r>
         <w:rPr>
           <w:rFonts w:ascii="ＭＳ 明朝" w:hAnsi="ＭＳ 明朝" w:hint="eastAsia"/>
@@ -6377,14 +6260,7 @@
         <w:rPr>
           <w:rFonts w:ascii="ＭＳ 明朝" w:hAnsi="ＭＳ 明朝" w:hint="eastAsia"/>
         </w:rPr>
-        <w:t>のフォルダー内の古い「</w:t>
-      </w:r>
-      <w:proofErr w:type="spellStart"/>
-      <w:r>
-        <w:rPr>
-          <w:rFonts w:ascii="ＭＳ 明朝" w:hAnsi="ＭＳ 明朝" w:hint="eastAsia"/>
-        </w:rPr>
-        <w:t>j</w:t>
+        <w:t>のフォルダー内の古い「j</w:t>
       </w:r>
       <w:r>
         <w:rPr>
@@ -6392,21 +6268,18 @@
         </w:rPr>
         <w:t>re</w:t>
       </w:r>
-      <w:proofErr w:type="spellEnd"/>
       <w:r>
         <w:rPr>
           <w:rFonts w:ascii="ＭＳ 明朝" w:hAnsi="ＭＳ 明朝" w:hint="eastAsia"/>
         </w:rPr>
         <w:t>」フォルダーを削除した後、新しい「</w:t>
       </w:r>
-      <w:proofErr w:type="spellStart"/>
       <w:r>
         <w:rPr>
           <w:rFonts w:ascii="ＭＳ 明朝" w:hAnsi="ＭＳ 明朝"/>
         </w:rPr>
         <w:t>jre</w:t>
       </w:r>
-      <w:proofErr w:type="spellEnd"/>
       <w:r>
         <w:rPr>
           <w:rFonts w:ascii="ＭＳ 明朝" w:hAnsi="ＭＳ 明朝" w:hint="eastAsia"/>
@@ -6584,7 +6457,6 @@
         </w:rPr>
         <w:t>」フォルダーに「</w:t>
       </w:r>
-      <w:proofErr w:type="spellStart"/>
       <w:r>
         <w:rPr>
           <w:rFonts w:hint="eastAsia"/>
@@ -6594,7 +6466,6 @@
       <w:r>
         <w:t>re</w:t>
       </w:r>
-      <w:proofErr w:type="spellEnd"/>
       <w:r>
         <w:rPr>
           <w:rFonts w:hint="eastAsia"/>
@@ -6783,37 +6654,49 @@
         <w:ind w:rightChars="2" w:right="4"/>
         <w:jc w:val="left"/>
         <w:rPr>
+          <w:rFonts w:ascii="ＭＳ 明朝" w:hAnsi="ＭＳ 明朝"/>
+          <w:color w:val="000000"/>
+        </w:rPr>
+      </w:pPr>
+      <w:r>
+        <w:rPr>
+          <w:rFonts w:ascii="ＭＳ 明朝" w:hAnsi="ＭＳ 明朝" w:hint="eastAsia"/>
+          <w:color w:val="000000"/>
+        </w:rPr>
+        <w:t>JIS X 8341-3:2016</w:t>
+      </w:r>
+      <w:r>
+        <w:rPr>
+          <w:rFonts w:ascii="ＭＳ 明朝" w:hAnsi="ＭＳ 明朝" w:hint="eastAsia"/>
+          <w:color w:val="000000"/>
+        </w:rPr>
+        <w:t>関連文書の更新やmiCheckerの機能拡張などに伴って</w:t>
+      </w:r>
+      <w:r>
+        <w:rPr>
+          <w:rFonts w:ascii="ＭＳ 明朝" w:hAnsi="ＭＳ 明朝" w:hint="eastAsia"/>
+          <w:color w:val="000000"/>
+        </w:rPr>
+        <w:t>、miCheckerが</w:t>
+      </w:r>
+      <w:r>
+        <w:rPr>
+          <w:rFonts w:ascii="ＭＳ 明朝" w:hAnsi="ＭＳ 明朝" w:hint="eastAsia"/>
+          <w:color w:val="000000"/>
+        </w:rPr>
+        <w:t>更新される場合があります。</w:t>
+      </w:r>
+    </w:p>
+    <w:p>
+      <w:pPr>
+        <w:ind w:rightChars="2" w:right="4"/>
+        <w:jc w:val="left"/>
+        <w:rPr>
           <w:rFonts w:ascii="Arial" w:eastAsia="ＭＳ Ｐ明朝" w:hAnsi="ＭＳ Ｐ明朝" w:cs="Arial"/>
-        </w:rPr>
-      </w:pPr>
-      <w:r>
-        <w:rPr>
-          <w:rFonts w:ascii="ＭＳ 明朝" w:hAnsi="ＭＳ 明朝" w:hint="eastAsia"/>
-          <w:color w:val="000000"/>
-        </w:rPr>
-        <w:t>JIS X 8341-3:2016</w:t>
-      </w:r>
-      <w:r>
-        <w:rPr>
-          <w:rFonts w:ascii="ＭＳ 明朝" w:hAnsi="ＭＳ 明朝" w:hint="eastAsia"/>
-          <w:color w:val="000000"/>
-        </w:rPr>
-        <w:t>関連文書の更新やmiCheckerの機能拡張などに伴って</w:t>
-      </w:r>
-      <w:r>
-        <w:rPr>
-          <w:rFonts w:ascii="ＭＳ 明朝" w:hAnsi="ＭＳ 明朝" w:hint="eastAsia"/>
-          <w:color w:val="000000"/>
-        </w:rPr>
-        <w:t>、miCheckerが</w:t>
-      </w:r>
-      <w:r>
-        <w:rPr>
-          <w:rFonts w:ascii="ＭＳ 明朝" w:hAnsi="ＭＳ 明朝" w:hint="eastAsia"/>
-          <w:color w:val="000000"/>
-        </w:rPr>
-        <w:t>更新される場合があります。</w:t>
-      </w:r>
+          <w:sz w:val="20"/>
+          <w:szCs w:val="22"/>
+        </w:rPr>
+      </w:pPr>
       <w:r>
         <w:rPr>
           <w:rFonts w:ascii="Arial" w:eastAsia="ＭＳ Ｐ明朝" w:hAnsi="ＭＳ Ｐ明朝" w:cs="Arial"/>
@@ -6827,6 +6710,14 @@
           <w:szCs w:val="22"/>
         </w:rPr>
         <w:t>（</w:t>
+      </w:r>
+      <w:r>
+        <w:rPr>
+          <w:rFonts w:ascii="Arial" w:eastAsia="ＭＳ Ｐ明朝" w:hAnsi="ＭＳ Ｐ明朝" w:cs="Arial" w:hint="eastAsia"/>
+          <w:sz w:val="20"/>
+          <w:szCs w:val="22"/>
+        </w:rPr>
+        <w:t xml:space="preserve"> </w:t>
       </w:r>
       <w:hyperlink r:id="rId23" w:history="1">
         <w:r>
@@ -6836,9 +6727,17 @@
             <w:sz w:val="20"/>
             <w:szCs w:val="22"/>
           </w:rPr>
-          <w:t>https://www.soumu.go.jp/main_sosiki/joho_tsusin/b_free/michecker.html</w:t>
+          <w:t>https://www.soumu.go.jp/info-accessibility-portal/webaccessibility/michecker/</w:t>
         </w:r>
       </w:hyperlink>
+      <w:r>
+        <w:rPr>
+          <w:rFonts w:ascii="Arial" w:eastAsia="ＭＳ Ｐ明朝" w:hAnsi="ＭＳ Ｐ明朝" w:cs="Arial" w:hint="eastAsia"/>
+          <w:sz w:val="20"/>
+          <w:szCs w:val="22"/>
+        </w:rPr>
+        <w:t xml:space="preserve"> </w:t>
+      </w:r>
       <w:r>
         <w:rPr>
           <w:rFonts w:ascii="Arial" w:eastAsia="ＭＳ Ｐ明朝" w:hAnsi="ＭＳ Ｐ明朝" w:cs="Arial" w:hint="eastAsia"/>
@@ -6899,7 +6798,7 @@
 </file>
 
 <file path=word/endnotes.xml><?xml version="1.0" encoding="utf-8"?>
-<w:endnotes xmlns:wpc="http://schemas.microsoft.com/office/word/2010/wordprocessingCanvas" xmlns:cx="http://schemas.microsoft.com/office/drawing/2014/chartex" xmlns:cx1="http://schemas.microsoft.com/office/drawing/2015/9/8/chartex" xmlns:cx2="http://schemas.microsoft.com/office/drawing/2015/10/21/chartex" xmlns:cx3="http://schemas.microsoft.com/office/drawing/2016/5/9/chartex" xmlns:cx4="http://schemas.microsoft.com/office/drawing/2016/5/10/chartex" xmlns:cx5="http://schemas.microsoft.com/office/drawing/2016/5/11/chartex" xmlns:cx6="http://schemas.microsoft.com/office/drawing/2016/5/12/chartex" xmlns:cx7="http://schemas.microsoft.com/office/drawing/2016/5/13/chartex" xmlns:cx8="http://schemas.microsoft.com/office/drawing/2016/5/14/chartex" xmlns:mc="http://schemas.openxmlformats.org/markup-compatibility/2006" xmlns:aink="http://schemas.microsoft.com/office/drawing/2016/ink" xmlns:am3d="http://schemas.microsoft.com/office/drawing/2017/model3d" xmlns:o="urn:schemas-microsoft-com:office:office" xmlns:oel="http://schemas.microsoft.com/office/2019/extlst" xmlns:r="http://schemas.openxmlformats.org/officeDocument/2006/relationships" xmlns:m="http://schemas.openxmlformats.org/officeDocument/2006/math" xmlns:v="urn:schemas-microsoft-com:vml" xmlns:wp14="http://schemas.microsoft.com/office/word/2010/wordprocessingDrawing" xmlns:wp="http://schemas.openxmlformats.org/drawingml/2006/wordprocessingDrawing" xmlns:w10="urn:schemas-microsoft-com:office:word" xmlns:w="http://schemas.openxmlformats.org/wordprocessingml/2006/main" xmlns:w14="http://schemas.microsoft.com/office/word/2010/wordml" xmlns:w15="http://schemas.microsoft.com/office/word/2012/wordml" xmlns:w16cex="http://schemas.microsoft.com/office/word/2018/wordml/cex" xmlns:w16cid="http://schemas.microsoft.com/office/word/2016/wordml/cid" xmlns:w16="http://schemas.microsoft.com/office/word/2018/wordml" xmlns:w16sdtdh="http://schemas.microsoft.com/office/word/2020/wordml/sdtdatahash" xmlns:w16se="http://schemas.microsoft.com/office/word/2015/wordml/symex" xmlns:wpg="http://schemas.microsoft.com/office/word/2010/wordprocessingGroup" xmlns:wpi="http://schemas.microsoft.com/office/word/2010/wordprocessingInk" xmlns:wne="http://schemas.microsoft.com/office/word/2006/wordml" xmlns:wps="http://schemas.microsoft.com/office/word/2010/wordprocessingShape" mc:Ignorable="w14 w15 w16se w16cid w16 w16cex w16sdtdh wp14">
+<w:endnotes xmlns:wpc="http://schemas.microsoft.com/office/word/2010/wordprocessingCanvas" xmlns:cx="http://schemas.microsoft.com/office/drawing/2014/chartex" xmlns:cx1="http://schemas.microsoft.com/office/drawing/2015/9/8/chartex" xmlns:cx2="http://schemas.microsoft.com/office/drawing/2015/10/21/chartex" xmlns:cx3="http://schemas.microsoft.com/office/drawing/2016/5/9/chartex" xmlns:cx4="http://schemas.microsoft.com/office/drawing/2016/5/10/chartex" xmlns:cx5="http://schemas.microsoft.com/office/drawing/2016/5/11/chartex" xmlns:cx6="http://schemas.microsoft.com/office/drawing/2016/5/12/chartex" xmlns:cx7="http://schemas.microsoft.com/office/drawing/2016/5/13/chartex" xmlns:cx8="http://schemas.microsoft.com/office/drawing/2016/5/14/chartex" xmlns:mc="http://schemas.openxmlformats.org/markup-compatibility/2006" xmlns:aink="http://schemas.microsoft.com/office/drawing/2016/ink" xmlns:am3d="http://schemas.microsoft.com/office/drawing/2017/model3d" xmlns:o="urn:schemas-microsoft-com:office:office" xmlns:oel="http://schemas.microsoft.com/office/2019/extlst" xmlns:r="http://schemas.openxmlformats.org/officeDocument/2006/relationships" xmlns:m="http://schemas.openxmlformats.org/officeDocument/2006/math" xmlns:v="urn:schemas-microsoft-com:vml" xmlns:wp14="http://schemas.microsoft.com/office/word/2010/wordprocessingDrawing" xmlns:wp="http://schemas.openxmlformats.org/drawingml/2006/wordprocessingDrawing" xmlns:w10="urn:schemas-microsoft-com:office:word" xmlns:w="http://schemas.openxmlformats.org/wordprocessingml/2006/main" xmlns:w14="http://schemas.microsoft.com/office/word/2010/wordml" xmlns:w15="http://schemas.microsoft.com/office/word/2012/wordml" xmlns:w16cex="http://schemas.microsoft.com/office/word/2018/wordml/cex" xmlns:w16cid="http://schemas.microsoft.com/office/word/2016/wordml/cid" xmlns:w16="http://schemas.microsoft.com/office/word/2018/wordml" xmlns:w16du="http://schemas.microsoft.com/office/word/2023/wordml/word16du" xmlns:w16sdtdh="http://schemas.microsoft.com/office/word/2020/wordml/sdtdatahash" xmlns:w16sdtfl="http://schemas.microsoft.com/office/word/2024/wordml/sdtformatlock" xmlns:w16se="http://schemas.microsoft.com/office/word/2015/wordml/symex" xmlns:wpg="http://schemas.microsoft.com/office/word/2010/wordprocessingGroup" xmlns:wpi="http://schemas.microsoft.com/office/word/2010/wordprocessingInk" xmlns:wne="http://schemas.microsoft.com/office/word/2006/wordml" xmlns:wps="http://schemas.microsoft.com/office/word/2010/wordprocessingShape" mc:Ignorable="w14 w15 w16se w16cid w16 w16cex w16sdtdh w16sdtfl w16du wp14">
   <w:endnote w:type="separator" w:id="-1">
     <w:p>
       <w:r>
@@ -6918,7 +6817,7 @@
 </file>
 
 <file path=word/footer1.xml><?xml version="1.0" encoding="utf-8"?>
-<w:ftr xmlns:wpc="http://schemas.microsoft.com/office/word/2010/wordprocessingCanvas" xmlns:cx="http://schemas.microsoft.com/office/drawing/2014/chartex" xmlns:cx1="http://schemas.microsoft.com/office/drawing/2015/9/8/chartex" xmlns:cx2="http://schemas.microsoft.com/office/drawing/2015/10/21/chartex" xmlns:cx3="http://schemas.microsoft.com/office/drawing/2016/5/9/chartex" xmlns:cx4="http://schemas.microsoft.com/office/drawing/2016/5/10/chartex" xmlns:cx5="http://schemas.microsoft.com/office/drawing/2016/5/11/chartex" xmlns:cx6="http://schemas.microsoft.com/office/drawing/2016/5/12/chartex" xmlns:cx7="http://schemas.microsoft.com/office/drawing/2016/5/13/chartex" xmlns:cx8="http://schemas.microsoft.com/office/drawing/2016/5/14/chartex" xmlns:mc="http://schemas.openxmlformats.org/markup-compatibility/2006" xmlns:aink="http://schemas.microsoft.com/office/drawing/2016/ink" xmlns:am3d="http://schemas.microsoft.com/office/drawing/2017/model3d" xmlns:o="urn:schemas-microsoft-com:office:office" xmlns:oel="http://schemas.microsoft.com/office/2019/extlst" xmlns:r="http://schemas.openxmlformats.org/officeDocument/2006/relationships" xmlns:m="http://schemas.openxmlformats.org/officeDocument/2006/math" xmlns:v="urn:schemas-microsoft-com:vml" xmlns:wp14="http://schemas.microsoft.com/office/word/2010/wordprocessingDrawing" xmlns:wp="http://schemas.openxmlformats.org/drawingml/2006/wordprocessingDrawing" xmlns:w10="urn:schemas-microsoft-com:office:word" xmlns:w="http://schemas.openxmlformats.org/wordprocessingml/2006/main" xmlns:w14="http://schemas.microsoft.com/office/word/2010/wordml" xmlns:w15="http://schemas.microsoft.com/office/word/2012/wordml" xmlns:w16cex="http://schemas.microsoft.com/office/word/2018/wordml/cex" xmlns:w16cid="http://schemas.microsoft.com/office/word/2016/wordml/cid" xmlns:w16="http://schemas.microsoft.com/office/word/2018/wordml" xmlns:w16sdtdh="http://schemas.microsoft.com/office/word/2020/wordml/sdtdatahash" xmlns:w16se="http://schemas.microsoft.com/office/word/2015/wordml/symex" xmlns:wpg="http://schemas.microsoft.com/office/word/2010/wordprocessingGroup" xmlns:wpi="http://schemas.microsoft.com/office/word/2010/wordprocessingInk" xmlns:wne="http://schemas.microsoft.com/office/word/2006/wordml" xmlns:wps="http://schemas.microsoft.com/office/word/2010/wordprocessingShape" mc:Ignorable="w14 w15 w16se w16cid w16 w16cex w16sdtdh wp14">
+<w:ftr xmlns:wpc="http://schemas.microsoft.com/office/word/2010/wordprocessingCanvas" xmlns:cx="http://schemas.microsoft.com/office/drawing/2014/chartex" xmlns:cx1="http://schemas.microsoft.com/office/drawing/2015/9/8/chartex" xmlns:cx2="http://schemas.microsoft.com/office/drawing/2015/10/21/chartex" xmlns:cx3="http://schemas.microsoft.com/office/drawing/2016/5/9/chartex" xmlns:cx4="http://schemas.microsoft.com/office/drawing/2016/5/10/chartex" xmlns:cx5="http://schemas.microsoft.com/office/drawing/2016/5/11/chartex" xmlns:cx6="http://schemas.microsoft.com/office/drawing/2016/5/12/chartex" xmlns:cx7="http://schemas.microsoft.com/office/drawing/2016/5/13/chartex" xmlns:cx8="http://schemas.microsoft.com/office/drawing/2016/5/14/chartex" xmlns:mc="http://schemas.openxmlformats.org/markup-compatibility/2006" xmlns:aink="http://schemas.microsoft.com/office/drawing/2016/ink" xmlns:am3d="http://schemas.microsoft.com/office/drawing/2017/model3d" xmlns:o="urn:schemas-microsoft-com:office:office" xmlns:oel="http://schemas.microsoft.com/office/2019/extlst" xmlns:r="http://schemas.openxmlformats.org/officeDocument/2006/relationships" xmlns:m="http://schemas.openxmlformats.org/officeDocument/2006/math" xmlns:v="urn:schemas-microsoft-com:vml" xmlns:wp14="http://schemas.microsoft.com/office/word/2010/wordprocessingDrawing" xmlns:wp="http://schemas.openxmlformats.org/drawingml/2006/wordprocessingDrawing" xmlns:w10="urn:schemas-microsoft-com:office:word" xmlns:w="http://schemas.openxmlformats.org/wordprocessingml/2006/main" xmlns:w14="http://schemas.microsoft.com/office/word/2010/wordml" xmlns:w15="http://schemas.microsoft.com/office/word/2012/wordml" xmlns:w16cex="http://schemas.microsoft.com/office/word/2018/wordml/cex" xmlns:w16cid="http://schemas.microsoft.com/office/word/2016/wordml/cid" xmlns:w16="http://schemas.microsoft.com/office/word/2018/wordml" xmlns:w16du="http://schemas.microsoft.com/office/word/2023/wordml/word16du" xmlns:w16sdtdh="http://schemas.microsoft.com/office/word/2020/wordml/sdtdatahash" xmlns:w16sdtfl="http://schemas.microsoft.com/office/word/2024/wordml/sdtformatlock" xmlns:w16se="http://schemas.microsoft.com/office/word/2015/wordml/symex" xmlns:wpg="http://schemas.microsoft.com/office/word/2010/wordprocessingGroup" xmlns:wpi="http://schemas.microsoft.com/office/word/2010/wordprocessingInk" xmlns:wne="http://schemas.microsoft.com/office/word/2006/wordml" xmlns:wps="http://schemas.microsoft.com/office/word/2010/wordprocessingShape" mc:Ignorable="w14 w15 w16se w16cid w16 w16cex w16sdtdh w16sdtfl w16du wp14">
   <w:p>
     <w:pPr>
       <w:pStyle w:val="ac"/>
@@ -6953,7 +6852,7 @@
 </file>
 
 <file path=word/footnotes.xml><?xml version="1.0" encoding="utf-8"?>
-<w:footnotes xmlns:wpc="http://schemas.microsoft.com/office/word/2010/wordprocessingCanvas" xmlns:cx="http://schemas.microsoft.com/office/drawing/2014/chartex" xmlns:cx1="http://schemas.microsoft.com/office/drawing/2015/9/8/chartex" xmlns:cx2="http://schemas.microsoft.com/office/drawing/2015/10/21/chartex" xmlns:cx3="http://schemas.microsoft.com/office/drawing/2016/5/9/chartex" xmlns:cx4="http://schemas.microsoft.com/office/drawing/2016/5/10/chartex" xmlns:cx5="http://schemas.microsoft.com/office/drawing/2016/5/11/chartex" xmlns:cx6="http://schemas.microsoft.com/office/drawing/2016/5/12/chartex" xmlns:cx7="http://schemas.microsoft.com/office/drawing/2016/5/13/chartex" xmlns:cx8="http://schemas.microsoft.com/office/drawing/2016/5/14/chartex" xmlns:mc="http://schemas.openxmlformats.org/markup-compatibility/2006" xmlns:aink="http://schemas.microsoft.com/office/drawing/2016/ink" xmlns:am3d="http://schemas.microsoft.com/office/drawing/2017/model3d" xmlns:o="urn:schemas-microsoft-com:office:office" xmlns:oel="http://schemas.microsoft.com/office/2019/extlst" xmlns:r="http://schemas.openxmlformats.org/officeDocument/2006/relationships" xmlns:m="http://schemas.openxmlformats.org/officeDocument/2006/math" xmlns:v="urn:schemas-microsoft-com:vml" xmlns:wp14="http://schemas.microsoft.com/office/word/2010/wordprocessingDrawing" xmlns:wp="http://schemas.openxmlformats.org/drawingml/2006/wordprocessingDrawing" xmlns:w10="urn:schemas-microsoft-com:office:word" xmlns:w="http://schemas.openxmlformats.org/wordprocessingml/2006/main" xmlns:w14="http://schemas.microsoft.com/office/word/2010/wordml" xmlns:w15="http://schemas.microsoft.com/office/word/2012/wordml" xmlns:w16cex="http://schemas.microsoft.com/office/word/2018/wordml/cex" xmlns:w16cid="http://schemas.microsoft.com/office/word/2016/wordml/cid" xmlns:w16="http://schemas.microsoft.com/office/word/2018/wordml" xmlns:w16sdtdh="http://schemas.microsoft.com/office/word/2020/wordml/sdtdatahash" xmlns:w16se="http://schemas.microsoft.com/office/word/2015/wordml/symex" xmlns:wpg="http://schemas.microsoft.com/office/word/2010/wordprocessingGroup" xmlns:wpi="http://schemas.microsoft.com/office/word/2010/wordprocessingInk" xmlns:wne="http://schemas.microsoft.com/office/word/2006/wordml" xmlns:wps="http://schemas.microsoft.com/office/word/2010/wordprocessingShape" mc:Ignorable="w14 w15 w16se w16cid w16 w16cex w16sdtdh wp14">
+<w:footnotes xmlns:wpc="http://schemas.microsoft.com/office/word/2010/wordprocessingCanvas" xmlns:cx="http://schemas.microsoft.com/office/drawing/2014/chartex" xmlns:cx1="http://schemas.microsoft.com/office/drawing/2015/9/8/chartex" xmlns:cx2="http://schemas.microsoft.com/office/drawing/2015/10/21/chartex" xmlns:cx3="http://schemas.microsoft.com/office/drawing/2016/5/9/chartex" xmlns:cx4="http://schemas.microsoft.com/office/drawing/2016/5/10/chartex" xmlns:cx5="http://schemas.microsoft.com/office/drawing/2016/5/11/chartex" xmlns:cx6="http://schemas.microsoft.com/office/drawing/2016/5/12/chartex" xmlns:cx7="http://schemas.microsoft.com/office/drawing/2016/5/13/chartex" xmlns:cx8="http://schemas.microsoft.com/office/drawing/2016/5/14/chartex" xmlns:mc="http://schemas.openxmlformats.org/markup-compatibility/2006" xmlns:aink="http://schemas.microsoft.com/office/drawing/2016/ink" xmlns:am3d="http://schemas.microsoft.com/office/drawing/2017/model3d" xmlns:o="urn:schemas-microsoft-com:office:office" xmlns:oel="http://schemas.microsoft.com/office/2019/extlst" xmlns:r="http://schemas.openxmlformats.org/officeDocument/2006/relationships" xmlns:m="http://schemas.openxmlformats.org/officeDocument/2006/math" xmlns:v="urn:schemas-microsoft-com:vml" xmlns:wp14="http://schemas.microsoft.com/office/word/2010/wordprocessingDrawing" xmlns:wp="http://schemas.openxmlformats.org/drawingml/2006/wordprocessingDrawing" xmlns:w10="urn:schemas-microsoft-com:office:word" xmlns:w="http://schemas.openxmlformats.org/wordprocessingml/2006/main" xmlns:w14="http://schemas.microsoft.com/office/word/2010/wordml" xmlns:w15="http://schemas.microsoft.com/office/word/2012/wordml" xmlns:w16cex="http://schemas.microsoft.com/office/word/2018/wordml/cex" xmlns:w16cid="http://schemas.microsoft.com/office/word/2016/wordml/cid" xmlns:w16="http://schemas.microsoft.com/office/word/2018/wordml" xmlns:w16du="http://schemas.microsoft.com/office/word/2023/wordml/word16du" xmlns:w16sdtdh="http://schemas.microsoft.com/office/word/2020/wordml/sdtdatahash" xmlns:w16sdtfl="http://schemas.microsoft.com/office/word/2024/wordml/sdtformatlock" xmlns:w16se="http://schemas.microsoft.com/office/word/2015/wordml/symex" xmlns:wpg="http://schemas.microsoft.com/office/word/2010/wordprocessingGroup" xmlns:wpi="http://schemas.microsoft.com/office/word/2010/wordprocessingInk" xmlns:wne="http://schemas.microsoft.com/office/word/2006/wordml" xmlns:wps="http://schemas.microsoft.com/office/word/2010/wordprocessingShape" mc:Ignorable="w14 w15 w16se w16cid w16 w16cex w16sdtdh w16sdtfl w16du wp14">
   <w:footnote w:type="separator" w:id="-1">
     <w:p>
       <w:r>
@@ -6972,7 +6871,7 @@
 </file>
 
 <file path=word/header1.xml><?xml version="1.0" encoding="utf-8"?>
-<w:hdr xmlns:wpc="http://schemas.microsoft.com/office/word/2010/wordprocessingCanvas" xmlns:cx="http://schemas.microsoft.com/office/drawing/2014/chartex" xmlns:cx1="http://schemas.microsoft.com/office/drawing/2015/9/8/chartex" xmlns:cx2="http://schemas.microsoft.com/office/drawing/2015/10/21/chartex" xmlns:cx3="http://schemas.microsoft.com/office/drawing/2016/5/9/chartex" xmlns:cx4="http://schemas.microsoft.com/office/drawing/2016/5/10/chartex" xmlns:cx5="http://schemas.microsoft.com/office/drawing/2016/5/11/chartex" xmlns:cx6="http://schemas.microsoft.com/office/drawing/2016/5/12/chartex" xmlns:cx7="http://schemas.microsoft.com/office/drawing/2016/5/13/chartex" xmlns:cx8="http://schemas.microsoft.com/office/drawing/2016/5/14/chartex" xmlns:mc="http://schemas.openxmlformats.org/markup-compatibility/2006" xmlns:aink="http://schemas.microsoft.com/office/drawing/2016/ink" xmlns:am3d="http://schemas.microsoft.com/office/drawing/2017/model3d" xmlns:o="urn:schemas-microsoft-com:office:office" xmlns:oel="http://schemas.microsoft.com/office/2019/extlst" xmlns:r="http://schemas.openxmlformats.org/officeDocument/2006/relationships" xmlns:m="http://schemas.openxmlformats.org/officeDocument/2006/math" xmlns:v="urn:schemas-microsoft-com:vml" xmlns:wp14="http://schemas.microsoft.com/office/word/2010/wordprocessingDrawing" xmlns:wp="http://schemas.openxmlformats.org/drawingml/2006/wordprocessingDrawing" xmlns:w10="urn:schemas-microsoft-com:office:word" xmlns:w="http://schemas.openxmlformats.org/wordprocessingml/2006/main" xmlns:w14="http://schemas.microsoft.com/office/word/2010/wordml" xmlns:w15="http://schemas.microsoft.com/office/word/2012/wordml" xmlns:w16cex="http://schemas.microsoft.com/office/word/2018/wordml/cex" xmlns:w16cid="http://schemas.microsoft.com/office/word/2016/wordml/cid" xmlns:w16="http://schemas.microsoft.com/office/word/2018/wordml" xmlns:w16sdtdh="http://schemas.microsoft.com/office/word/2020/wordml/sdtdatahash" xmlns:w16se="http://schemas.microsoft.com/office/word/2015/wordml/symex" xmlns:wpg="http://schemas.microsoft.com/office/word/2010/wordprocessingGroup" xmlns:wpi="http://schemas.microsoft.com/office/word/2010/wordprocessingInk" xmlns:wne="http://schemas.microsoft.com/office/word/2006/wordml" xmlns:wps="http://schemas.microsoft.com/office/word/2010/wordprocessingShape" mc:Ignorable="w14 w15 w16se w16cid w16 w16cex w16sdtdh wp14">
+<w:hdr xmlns:wpc="http://schemas.microsoft.com/office/word/2010/wordprocessingCanvas" xmlns:cx="http://schemas.microsoft.com/office/drawing/2014/chartex" xmlns:cx1="http://schemas.microsoft.com/office/drawing/2015/9/8/chartex" xmlns:cx2="http://schemas.microsoft.com/office/drawing/2015/10/21/chartex" xmlns:cx3="http://schemas.microsoft.com/office/drawing/2016/5/9/chartex" xmlns:cx4="http://schemas.microsoft.com/office/drawing/2016/5/10/chartex" xmlns:cx5="http://schemas.microsoft.com/office/drawing/2016/5/11/chartex" xmlns:cx6="http://schemas.microsoft.com/office/drawing/2016/5/12/chartex" xmlns:cx7="http://schemas.microsoft.com/office/drawing/2016/5/13/chartex" xmlns:cx8="http://schemas.microsoft.com/office/drawing/2016/5/14/chartex" xmlns:mc="http://schemas.openxmlformats.org/markup-compatibility/2006" xmlns:aink="http://schemas.microsoft.com/office/drawing/2016/ink" xmlns:am3d="http://schemas.microsoft.com/office/drawing/2017/model3d" xmlns:o="urn:schemas-microsoft-com:office:office" xmlns:oel="http://schemas.microsoft.com/office/2019/extlst" xmlns:r="http://schemas.openxmlformats.org/officeDocument/2006/relationships" xmlns:m="http://schemas.openxmlformats.org/officeDocument/2006/math" xmlns:v="urn:schemas-microsoft-com:vml" xmlns:wp14="http://schemas.microsoft.com/office/word/2010/wordprocessingDrawing" xmlns:wp="http://schemas.openxmlformats.org/drawingml/2006/wordprocessingDrawing" xmlns:w10="urn:schemas-microsoft-com:office:word" xmlns:w="http://schemas.openxmlformats.org/wordprocessingml/2006/main" xmlns:w14="http://schemas.microsoft.com/office/word/2010/wordml" xmlns:w15="http://schemas.microsoft.com/office/word/2012/wordml" xmlns:w16cex="http://schemas.microsoft.com/office/word/2018/wordml/cex" xmlns:w16cid="http://schemas.microsoft.com/office/word/2016/wordml/cid" xmlns:w16="http://schemas.microsoft.com/office/word/2018/wordml" xmlns:w16du="http://schemas.microsoft.com/office/word/2023/wordml/word16du" xmlns:w16sdtdh="http://schemas.microsoft.com/office/word/2020/wordml/sdtdatahash" xmlns:w16sdtfl="http://schemas.microsoft.com/office/word/2024/wordml/sdtformatlock" xmlns:w16se="http://schemas.microsoft.com/office/word/2015/wordml/symex" xmlns:wpg="http://schemas.microsoft.com/office/word/2010/wordprocessingGroup" xmlns:wpi="http://schemas.microsoft.com/office/word/2010/wordprocessingInk" xmlns:wne="http://schemas.microsoft.com/office/word/2006/wordml" xmlns:wps="http://schemas.microsoft.com/office/word/2010/wordprocessingShape" mc:Ignorable="w14 w15 w16se w16cid w16 w16cex w16sdtdh w16sdtfl w16du wp14">
   <w:p>
     <w:pPr>
       <w:pStyle w:val="ae"/>
@@ -6999,7 +6898,7 @@
 </file>
 
 <file path=word/numbering.xml><?xml version="1.0" encoding="utf-8"?>
-<w:numbering xmlns:wpc="http://schemas.microsoft.com/office/word/2010/wordprocessingCanvas" xmlns:cx="http://schemas.microsoft.com/office/drawing/2014/chartex" xmlns:cx1="http://schemas.microsoft.com/office/drawing/2015/9/8/chartex" xmlns:cx2="http://schemas.microsoft.com/office/drawing/2015/10/21/chartex" xmlns:cx3="http://schemas.microsoft.com/office/drawing/2016/5/9/chartex" xmlns:cx4="http://schemas.microsoft.com/office/drawing/2016/5/10/chartex" xmlns:cx5="http://schemas.microsoft.com/office/drawing/2016/5/11/chartex" xmlns:cx6="http://schemas.microsoft.com/office/drawing/2016/5/12/chartex" xmlns:cx7="http://schemas.microsoft.com/office/drawing/2016/5/13/chartex" xmlns:cx8="http://schemas.microsoft.com/office/drawing/2016/5/14/chartex" xmlns:mc="http://schemas.openxmlformats.org/markup-compatibility/2006" xmlns:aink="http://schemas.microsoft.com/office/drawing/2016/ink" xmlns:am3d="http://schemas.microsoft.com/office/drawing/2017/model3d" xmlns:o="urn:schemas-microsoft-com:office:office" xmlns:oel="http://schemas.microsoft.com/office/2019/extlst" xmlns:r="http://schemas.openxmlformats.org/officeDocument/2006/relationships" xmlns:m="http://schemas.openxmlformats.org/officeDocument/2006/math" xmlns:v="urn:schemas-microsoft-com:vml" xmlns:wp14="http://schemas.microsoft.com/office/word/2010/wordprocessingDrawing" xmlns:wp="http://schemas.openxmlformats.org/drawingml/2006/wordprocessingDrawing" xmlns:w10="urn:schemas-microsoft-com:office:word" xmlns:w="http://schemas.openxmlformats.org/wordprocessingml/2006/main" xmlns:w14="http://schemas.microsoft.com/office/word/2010/wordml" xmlns:w15="http://schemas.microsoft.com/office/word/2012/wordml" xmlns:w16cex="http://schemas.microsoft.com/office/word/2018/wordml/cex" xmlns:w16cid="http://schemas.microsoft.com/office/word/2016/wordml/cid" xmlns:w16="http://schemas.microsoft.com/office/word/2018/wordml" xmlns:w16sdtdh="http://schemas.microsoft.com/office/word/2020/wordml/sdtdatahash" xmlns:w16se="http://schemas.microsoft.com/office/word/2015/wordml/symex" xmlns:wpg="http://schemas.microsoft.com/office/word/2010/wordprocessingGroup" xmlns:wpi="http://schemas.microsoft.com/office/word/2010/wordprocessingInk" xmlns:wne="http://schemas.microsoft.com/office/word/2006/wordml" xmlns:wps="http://schemas.microsoft.com/office/word/2010/wordprocessingShape" mc:Ignorable="w14 w15 w16se w16cid w16 w16cex w16sdtdh wp14">
+<w:numbering xmlns:wpc="http://schemas.microsoft.com/office/word/2010/wordprocessingCanvas" xmlns:cx="http://schemas.microsoft.com/office/drawing/2014/chartex" xmlns:cx1="http://schemas.microsoft.com/office/drawing/2015/9/8/chartex" xmlns:cx2="http://schemas.microsoft.com/office/drawing/2015/10/21/chartex" xmlns:cx3="http://schemas.microsoft.com/office/drawing/2016/5/9/chartex" xmlns:cx4="http://schemas.microsoft.com/office/drawing/2016/5/10/chartex" xmlns:cx5="http://schemas.microsoft.com/office/drawing/2016/5/11/chartex" xmlns:cx6="http://schemas.microsoft.com/office/drawing/2016/5/12/chartex" xmlns:cx7="http://schemas.microsoft.com/office/drawing/2016/5/13/chartex" xmlns:cx8="http://schemas.microsoft.com/office/drawing/2016/5/14/chartex" xmlns:mc="http://schemas.openxmlformats.org/markup-compatibility/2006" xmlns:aink="http://schemas.microsoft.com/office/drawing/2016/ink" xmlns:am3d="http://schemas.microsoft.com/office/drawing/2017/model3d" xmlns:o="urn:schemas-microsoft-com:office:office" xmlns:oel="http://schemas.microsoft.com/office/2019/extlst" xmlns:r="http://schemas.openxmlformats.org/officeDocument/2006/relationships" xmlns:m="http://schemas.openxmlformats.org/officeDocument/2006/math" xmlns:v="urn:schemas-microsoft-com:vml" xmlns:wp14="http://schemas.microsoft.com/office/word/2010/wordprocessingDrawing" xmlns:wp="http://schemas.openxmlformats.org/drawingml/2006/wordprocessingDrawing" xmlns:w10="urn:schemas-microsoft-com:office:word" xmlns:w="http://schemas.openxmlformats.org/wordprocessingml/2006/main" xmlns:w14="http://schemas.microsoft.com/office/word/2010/wordml" xmlns:w15="http://schemas.microsoft.com/office/word/2012/wordml" xmlns:w16cex="http://schemas.microsoft.com/office/word/2018/wordml/cex" xmlns:w16cid="http://schemas.microsoft.com/office/word/2016/wordml/cid" xmlns:w16="http://schemas.microsoft.com/office/word/2018/wordml" xmlns:w16du="http://schemas.microsoft.com/office/word/2023/wordml/word16du" xmlns:w16sdtdh="http://schemas.microsoft.com/office/word/2020/wordml/sdtdatahash" xmlns:w16sdtfl="http://schemas.microsoft.com/office/word/2024/wordml/sdtformatlock" xmlns:w16se="http://schemas.microsoft.com/office/word/2015/wordml/symex" xmlns:wpg="http://schemas.microsoft.com/office/word/2010/wordprocessingGroup" xmlns:wpi="http://schemas.microsoft.com/office/word/2010/wordprocessingInk" xmlns:wne="http://schemas.microsoft.com/office/word/2006/wordml" xmlns:wps="http://schemas.microsoft.com/office/word/2010/wordprocessingShape" mc:Ignorable="w14 w15 w16se w16cid w16 w16cex w16sdtdh w16sdtfl w16du wp14">
   <w:abstractNum w:abstractNumId="0" w15:restartNumberingAfterBreak="0">
     <w:nsid w:val="0B2D7F22"/>
     <w:multiLevelType w:val="hybridMultilevel"/>
@@ -10415,7 +10314,7 @@
 </file>
 
 <file path=word/styles.xml><?xml version="1.0" encoding="utf-8"?>
-<w:styles xmlns:mc="http://schemas.openxmlformats.org/markup-compatibility/2006" xmlns:r="http://schemas.openxmlformats.org/officeDocument/2006/relationships" xmlns:w="http://schemas.openxmlformats.org/wordprocessingml/2006/main" xmlns:w14="http://schemas.microsoft.com/office/word/2010/wordml" xmlns:w15="http://schemas.microsoft.com/office/word/2012/wordml" xmlns:w16cex="http://schemas.microsoft.com/office/word/2018/wordml/cex" xmlns:w16cid="http://schemas.microsoft.com/office/word/2016/wordml/cid" xmlns:w16="http://schemas.microsoft.com/office/word/2018/wordml" xmlns:w16sdtdh="http://schemas.microsoft.com/office/word/2020/wordml/sdtdatahash" xmlns:w16se="http://schemas.microsoft.com/office/word/2015/wordml/symex" mc:Ignorable="w14 w15 w16se w16cid w16 w16cex w16sdtdh">
+<w:styles xmlns:mc="http://schemas.openxmlformats.org/markup-compatibility/2006" xmlns:r="http://schemas.openxmlformats.org/officeDocument/2006/relationships" xmlns:w="http://schemas.openxmlformats.org/wordprocessingml/2006/main" xmlns:w14="http://schemas.microsoft.com/office/word/2010/wordml" xmlns:w15="http://schemas.microsoft.com/office/word/2012/wordml" xmlns:w16cex="http://schemas.microsoft.com/office/word/2018/wordml/cex" xmlns:w16cid="http://schemas.microsoft.com/office/word/2016/wordml/cid" xmlns:w16="http://schemas.microsoft.com/office/word/2018/wordml" xmlns:w16du="http://schemas.microsoft.com/office/word/2023/wordml/word16du" xmlns:w16sdtdh="http://schemas.microsoft.com/office/word/2020/wordml/sdtdatahash" xmlns:w16sdtfl="http://schemas.microsoft.com/office/word/2024/wordml/sdtformatlock" xmlns:w16se="http://schemas.microsoft.com/office/word/2015/wordml/symex" mc:Ignorable="w14 w15 w16se w16cid w16 w16cex w16sdtdh w16sdtfl w16du">
   <w:docDefaults>
     <w:rPrDefault>
       <w:rPr>
@@ -10980,7 +10879,6 @@
   <w:style w:type="character" w:default="1" w:styleId="a0">
     <w:name w:val="Default Paragraph Font"/>
     <w:uiPriority w:val="1"/>
-    <w:semiHidden/>
     <w:unhideWhenUsed/>
   </w:style>
   <w:style w:type="table" w:default="1" w:styleId="a1">

--- a/org.eclipse.actf.examples.michecker.doc.nl1/manual_src/miChecker_install.docx
+++ b/org.eclipse.actf.examples.michecker.doc.nl1/manual_src/miChecker_install.docx
@@ -199,7 +199,19 @@
         <w:rPr>
           <w:rFonts w:ascii="HG丸ｺﾞｼｯｸM-PRO" w:eastAsia="HG丸ｺﾞｼｯｸM-PRO" w:hAnsi="HG丸ｺﾞｼｯｸM-PRO" w:cs="Arial" w:hint="eastAsia"/>
         </w:rPr>
-        <w:t>年月</w:t>
+        <w:t>年</w:t>
+      </w:r>
+      <w:r>
+        <w:rPr>
+          <w:rFonts w:ascii="HG丸ｺﾞｼｯｸM-PRO" w:eastAsia="HG丸ｺﾞｼｯｸM-PRO" w:hAnsi="HG丸ｺﾞｼｯｸM-PRO" w:cs="Arial" w:hint="eastAsia"/>
+        </w:rPr>
+        <w:t>６</w:t>
+      </w:r>
+      <w:r>
+        <w:rPr>
+          <w:rFonts w:ascii="HG丸ｺﾞｼｯｸM-PRO" w:eastAsia="HG丸ｺﾞｼｯｸM-PRO" w:hAnsi="HG丸ｺﾞｼｯｸM-PRO" w:cs="Arial" w:hint="eastAsia"/>
+        </w:rPr>
+        <w:t>月</w:t>
       </w:r>
       <w:r>
         <w:rPr>
@@ -1669,6 +1681,12 @@
       </w:r>
       <w:r>
         <w:rPr>
+          <w:rFonts w:ascii="ＭＳ 明朝" w:hAnsi="ＭＳ 明朝"/>
+        </w:rPr>
+        <w:br/>
+      </w:r>
+      <w:r>
+        <w:rPr>
           <w:rFonts w:ascii="ＭＳ 明朝" w:hAnsi="ＭＳ 明朝" w:hint="eastAsia"/>
         </w:rPr>
         <w:t>（</w:t>
@@ -1685,21 +1703,7 @@
             <w:rStyle w:val="a4"/>
             <w:rFonts w:ascii="ＭＳ 明朝" w:hAnsi="ＭＳ 明朝"/>
           </w:rPr>
-          <w:t>https://www.soumu.go.jp/info-accessibility-portal/webaccessibility/m</w:t>
-        </w:r>
-        <w:r>
-          <w:rPr>
-            <w:rStyle w:val="a4"/>
-            <w:rFonts w:ascii="ＭＳ 明朝" w:hAnsi="ＭＳ 明朝"/>
-          </w:rPr>
-          <w:t>i</w:t>
-        </w:r>
-        <w:r>
-          <w:rPr>
-            <w:rStyle w:val="a4"/>
-            <w:rFonts w:ascii="ＭＳ 明朝" w:hAnsi="ＭＳ 明朝"/>
-          </w:rPr>
-          <w:t>checker/</w:t>
+          <w:t>https://www.soumu.go.jp/info-accessibility-portal/webaccessibility/michecker/</w:t>
         </w:r>
       </w:hyperlink>
       <w:r>
@@ -1712,7 +1716,19 @@
         <w:rPr>
           <w:rFonts w:ascii="ＭＳ 明朝" w:hAnsi="ＭＳ 明朝" w:hint="eastAsia"/>
         </w:rPr>
-        <w:t>）に</w:t>
+        <w:t>）</w:t>
+      </w:r>
+      <w:r>
+        <w:rPr>
+          <w:rFonts w:ascii="ＭＳ 明朝" w:hAnsi="ＭＳ 明朝"/>
+        </w:rPr>
+        <w:br/>
+      </w:r>
+      <w:r>
+        <w:rPr>
+          <w:rFonts w:ascii="ＭＳ 明朝" w:hAnsi="ＭＳ 明朝" w:hint="eastAsia"/>
+        </w:rPr>
+        <w:t>に</w:t>
       </w:r>
       <w:r>
         <w:rPr>
@@ -2206,7 +2222,7 @@
           <w:noProof/>
         </w:rPr>
         <w:drawing>
-          <wp:inline distT="0" distB="0" distL="0" distR="0" wp14:anchorId="5B2FF4A5" wp14:editId="4F716A2A">
+          <wp:inline distT="0" distB="0" distL="0" distR="0" wp14:anchorId="5B2FF4A5" wp14:editId="650D19E9">
             <wp:extent cx="2849880" cy="2385060"/>
             <wp:effectExtent l="0" t="0" r="0" b="0"/>
             <wp:docPr id="3" name="図 1">
@@ -3801,7 +3817,21 @@
         <w:rPr>
           <w:rFonts w:ascii="ＭＳ 明朝" w:hAnsi="ＭＳ 明朝" w:hint="eastAsia"/>
         </w:rPr>
-        <w:t>「名前」と記載された入力欄に「cmd」と入力し</w:t>
+        <w:t>「名前」と記載された入力欄に「</w:t>
+      </w:r>
+      <w:proofErr w:type="spellStart"/>
+      <w:r>
+        <w:rPr>
+          <w:rFonts w:ascii="ＭＳ 明朝" w:hAnsi="ＭＳ 明朝" w:hint="eastAsia"/>
+        </w:rPr>
+        <w:t>cmd</w:t>
+      </w:r>
+      <w:proofErr w:type="spellEnd"/>
+      <w:r>
+        <w:rPr>
+          <w:rFonts w:ascii="ＭＳ 明朝" w:hAnsi="ＭＳ 明朝" w:hint="eastAsia"/>
+        </w:rPr>
+        <w:t>」と入力し</w:t>
       </w:r>
       <w:r>
         <w:rPr>
@@ -4476,8 +4506,13 @@
         </w:pBdr>
         <w:ind w:leftChars="337" w:left="708"/>
       </w:pPr>
-      <w:r>
-        <w:t>openjdk version "17.0.5" 2022-10-18</w:t>
+      <w:proofErr w:type="spellStart"/>
+      <w:r>
+        <w:t>openjdk</w:t>
+      </w:r>
+      <w:proofErr w:type="spellEnd"/>
+      <w:r>
+        <w:t xml:space="preserve"> version "17.0.5" 2022-10-18</w:t>
       </w:r>
     </w:p>
     <w:p>
@@ -4491,7 +4526,15 @@
         <w:ind w:leftChars="337" w:left="708"/>
       </w:pPr>
       <w:r>
-        <w:t>IBM Semeru Runtime Open Edition 17.0.5.0 (build 17.0.5+8)</w:t>
+        <w:t xml:space="preserve">IBM </w:t>
+      </w:r>
+      <w:proofErr w:type="spellStart"/>
+      <w:r>
+        <w:t>Semeru</w:t>
+      </w:r>
+      <w:proofErr w:type="spellEnd"/>
+      <w:r>
+        <w:t xml:space="preserve"> Runtime Open Edition 17.0.5.0 (build 17.0.5+8)</w:t>
       </w:r>
     </w:p>
     <w:p>
@@ -4908,12 +4951,14 @@
         </w:rPr>
         <w:t>参考として各種Java環境の入手先の例と、</w:t>
       </w:r>
+      <w:proofErr w:type="spellStart"/>
       <w:r>
         <w:rPr>
           <w:rFonts w:ascii="ＭＳ 明朝" w:hAnsi="ＭＳ 明朝"/>
         </w:rPr>
         <w:t>Adoptium</w:t>
       </w:r>
+      <w:proofErr w:type="spellEnd"/>
       <w:r>
         <w:rPr>
           <w:rFonts w:ascii="ＭＳ 明朝" w:hAnsi="ＭＳ 明朝" w:hint="eastAsia"/>
@@ -5025,12 +5070,14 @@
           <w:rFonts w:ascii="ＭＳ 明朝" w:hAnsi="ＭＳ 明朝"/>
         </w:rPr>
       </w:pPr>
+      <w:proofErr w:type="spellStart"/>
       <w:r>
         <w:rPr>
           <w:rFonts w:ascii="ＭＳ 明朝" w:hAnsi="ＭＳ 明朝" w:hint="eastAsia"/>
         </w:rPr>
         <w:t>Adoptium</w:t>
       </w:r>
+      <w:proofErr w:type="spellEnd"/>
       <w:r>
         <w:rPr>
           <w:rFonts w:ascii="ＭＳ 明朝" w:hAnsi="ＭＳ 明朝" w:hint="eastAsia"/>
@@ -5041,7 +5088,21 @@
         <w:rPr>
           <w:rFonts w:ascii="ＭＳ 明朝" w:hAnsi="ＭＳ 明朝"/>
         </w:rPr>
-        <w:t>(Eclipse Temurin)</w:t>
+        <w:t xml:space="preserve">(Eclipse </w:t>
+      </w:r>
+      <w:proofErr w:type="spellStart"/>
+      <w:r>
+        <w:rPr>
+          <w:rFonts w:ascii="ＭＳ 明朝" w:hAnsi="ＭＳ 明朝"/>
+        </w:rPr>
+        <w:t>Temurin</w:t>
+      </w:r>
+      <w:proofErr w:type="spellEnd"/>
+      <w:r>
+        <w:rPr>
+          <w:rFonts w:ascii="ＭＳ 明朝" w:hAnsi="ＭＳ 明朝"/>
+        </w:rPr>
+        <w:t>)</w:t>
       </w:r>
     </w:p>
     <w:p>
@@ -5060,21 +5121,7 @@
             <w:rStyle w:val="a4"/>
             <w:rFonts w:ascii="ＭＳ 明朝" w:hAnsi="ＭＳ 明朝"/>
           </w:rPr>
-          <w:t>https://adoptium</w:t>
-        </w:r>
-        <w:r>
-          <w:rPr>
-            <w:rStyle w:val="a4"/>
-            <w:rFonts w:ascii="ＭＳ 明朝" w:hAnsi="ＭＳ 明朝"/>
-          </w:rPr>
-          <w:t>.</w:t>
-        </w:r>
-        <w:r>
-          <w:rPr>
-            <w:rStyle w:val="a4"/>
-            <w:rFonts w:ascii="ＭＳ 明朝" w:hAnsi="ＭＳ 明朝"/>
-          </w:rPr>
-          <w:t>net/</w:t>
+          <w:t>https://adoptium.net/</w:t>
         </w:r>
       </w:hyperlink>
     </w:p>
@@ -5106,12 +5153,14 @@
         </w:rPr>
         <w:t xml:space="preserve">(IBM </w:t>
       </w:r>
+      <w:proofErr w:type="spellStart"/>
       <w:r>
         <w:rPr>
           <w:rFonts w:ascii="ＭＳ 明朝" w:hAnsi="ＭＳ 明朝"/>
         </w:rPr>
         <w:t>Semeru</w:t>
       </w:r>
+      <w:proofErr w:type="spellEnd"/>
       <w:r>
         <w:rPr>
           <w:rFonts w:ascii="ＭＳ 明朝" w:hAnsi="ＭＳ 明朝"/>
@@ -5246,6 +5295,7 @@
         </w:rPr>
       </w:pPr>
       <w:bookmarkStart w:id="23" w:name="_Hlk128397837"/>
+      <w:proofErr w:type="spellStart"/>
       <w:r>
         <w:rPr>
           <w:rFonts w:ascii="HG丸ｺﾞｼｯｸM-PRO" w:eastAsia="HG丸ｺﾞｼｯｸM-PRO" w:hAnsi="HG丸ｺﾞｼｯｸM-PRO"/>
@@ -5253,6 +5303,7 @@
         </w:rPr>
         <w:t>Adoptium</w:t>
       </w:r>
+      <w:proofErr w:type="spellEnd"/>
       <w:r>
         <w:rPr>
           <w:rFonts w:ascii="HG丸ｺﾞｼｯｸM-PRO" w:eastAsia="HG丸ｺﾞｼｯｸM-PRO" w:hAnsi="HG丸ｺﾞｼｯｸM-PRO" w:hint="eastAsia"/>
@@ -5884,7 +5935,14 @@
         <w:rPr>
           <w:rFonts w:ascii="ＭＳ 明朝" w:hAnsi="ＭＳ 明朝" w:hint="eastAsia"/>
         </w:rPr>
-        <w:t>展開されたフォルダー内に、Java実行環境が入ったフォルダー（「j</w:t>
+        <w:t>展開されたフォルダー内に、Java実行環境が入ったフォルダー（「</w:t>
+      </w:r>
+      <w:proofErr w:type="spellStart"/>
+      <w:r>
+        <w:rPr>
+          <w:rFonts w:ascii="ＭＳ 明朝" w:hAnsi="ＭＳ 明朝" w:hint="eastAsia"/>
+        </w:rPr>
+        <w:t>j</w:t>
       </w:r>
       <w:r>
         <w:rPr>
@@ -5892,18 +5950,21 @@
         </w:rPr>
         <w:t>dk</w:t>
       </w:r>
+      <w:proofErr w:type="spellEnd"/>
       <w:r>
         <w:rPr>
           <w:rFonts w:ascii="ＭＳ 明朝" w:hAnsi="ＭＳ 明朝" w:hint="eastAsia"/>
         </w:rPr>
         <w:t>」で始まり「</w:t>
       </w:r>
+      <w:proofErr w:type="spellStart"/>
       <w:r>
         <w:rPr>
           <w:rFonts w:ascii="ＭＳ 明朝" w:hAnsi="ＭＳ 明朝"/>
         </w:rPr>
         <w:t>jre</w:t>
       </w:r>
+      <w:proofErr w:type="spellEnd"/>
       <w:r>
         <w:rPr>
           <w:rFonts w:ascii="ＭＳ 明朝" w:hAnsi="ＭＳ 明朝" w:hint="eastAsia"/>
@@ -6001,7 +6062,14 @@
         <w:rPr>
           <w:rFonts w:ascii="ＭＳ 明朝" w:hAnsi="ＭＳ 明朝" w:hint="eastAsia"/>
         </w:rPr>
-        <w:t>「j</w:t>
+        <w:t>「</w:t>
+      </w:r>
+      <w:proofErr w:type="spellStart"/>
+      <w:r>
+        <w:rPr>
+          <w:rFonts w:ascii="ＭＳ 明朝" w:hAnsi="ＭＳ 明朝" w:hint="eastAsia"/>
+        </w:rPr>
+        <w:t>j</w:t>
       </w:r>
       <w:r>
         <w:rPr>
@@ -6009,18 +6077,21 @@
         </w:rPr>
         <w:t>dk</w:t>
       </w:r>
+      <w:proofErr w:type="spellEnd"/>
       <w:r>
         <w:rPr>
           <w:rFonts w:ascii="ＭＳ 明朝" w:hAnsi="ＭＳ 明朝" w:hint="eastAsia"/>
         </w:rPr>
         <w:t>」で始まり「</w:t>
       </w:r>
+      <w:proofErr w:type="spellStart"/>
       <w:r>
         <w:rPr>
           <w:rFonts w:ascii="ＭＳ 明朝" w:hAnsi="ＭＳ 明朝"/>
         </w:rPr>
         <w:t>jre</w:t>
       </w:r>
+      <w:proofErr w:type="spellEnd"/>
       <w:r>
         <w:rPr>
           <w:rFonts w:ascii="ＭＳ 明朝" w:hAnsi="ＭＳ 明朝" w:hint="eastAsia"/>
@@ -6055,7 +6126,14 @@
         <w:rPr>
           <w:rFonts w:ascii="ＭＳ 明朝" w:hAnsi="ＭＳ 明朝" w:hint="eastAsia"/>
         </w:rPr>
-        <w:t>【名前の変更(M)】を選択し、フォルダーの名前を「j</w:t>
+        <w:t>【名前の変更(M)】を選択し、フォルダーの名前を「</w:t>
+      </w:r>
+      <w:proofErr w:type="spellStart"/>
+      <w:r>
+        <w:rPr>
+          <w:rFonts w:ascii="ＭＳ 明朝" w:hAnsi="ＭＳ 明朝" w:hint="eastAsia"/>
+        </w:rPr>
+        <w:t>j</w:t>
       </w:r>
       <w:r>
         <w:rPr>
@@ -6063,11 +6141,19 @@
         </w:rPr>
         <w:t>re</w:t>
       </w:r>
-      <w:r>
-        <w:rPr>
-          <w:rFonts w:ascii="ＭＳ 明朝" w:hAnsi="ＭＳ 明朝" w:hint="eastAsia"/>
-        </w:rPr>
-        <w:t>」に変更します。次に、「j</w:t>
+      <w:proofErr w:type="spellEnd"/>
+      <w:r>
+        <w:rPr>
+          <w:rFonts w:ascii="ＭＳ 明朝" w:hAnsi="ＭＳ 明朝" w:hint="eastAsia"/>
+        </w:rPr>
+        <w:t>」に変更します。次に、「</w:t>
+      </w:r>
+      <w:proofErr w:type="spellStart"/>
+      <w:r>
+        <w:rPr>
+          <w:rFonts w:ascii="ＭＳ 明朝" w:hAnsi="ＭＳ 明朝" w:hint="eastAsia"/>
+        </w:rPr>
+        <w:t>j</w:t>
       </w:r>
       <w:r>
         <w:rPr>
@@ -6075,6 +6161,7 @@
         </w:rPr>
         <w:t>re</w:t>
       </w:r>
+      <w:proofErr w:type="spellEnd"/>
       <w:r>
         <w:rPr>
           <w:rFonts w:ascii="ＭＳ 明朝" w:hAnsi="ＭＳ 明朝" w:hint="eastAsia"/>
@@ -6260,7 +6347,14 @@
         <w:rPr>
           <w:rFonts w:ascii="ＭＳ 明朝" w:hAnsi="ＭＳ 明朝" w:hint="eastAsia"/>
         </w:rPr>
-        <w:t>のフォルダー内の古い「j</w:t>
+        <w:t>のフォルダー内の古い「</w:t>
+      </w:r>
+      <w:proofErr w:type="spellStart"/>
+      <w:r>
+        <w:rPr>
+          <w:rFonts w:ascii="ＭＳ 明朝" w:hAnsi="ＭＳ 明朝" w:hint="eastAsia"/>
+        </w:rPr>
+        <w:t>j</w:t>
       </w:r>
       <w:r>
         <w:rPr>
@@ -6268,18 +6362,21 @@
         </w:rPr>
         <w:t>re</w:t>
       </w:r>
+      <w:proofErr w:type="spellEnd"/>
       <w:r>
         <w:rPr>
           <w:rFonts w:ascii="ＭＳ 明朝" w:hAnsi="ＭＳ 明朝" w:hint="eastAsia"/>
         </w:rPr>
         <w:t>」フォルダーを削除した後、新しい「</w:t>
       </w:r>
+      <w:proofErr w:type="spellStart"/>
       <w:r>
         <w:rPr>
           <w:rFonts w:ascii="ＭＳ 明朝" w:hAnsi="ＭＳ 明朝"/>
         </w:rPr>
         <w:t>jre</w:t>
       </w:r>
+      <w:proofErr w:type="spellEnd"/>
       <w:r>
         <w:rPr>
           <w:rFonts w:ascii="ＭＳ 明朝" w:hAnsi="ＭＳ 明朝" w:hint="eastAsia"/>
@@ -6457,6 +6554,7 @@
         </w:rPr>
         <w:t>」フォルダーに「</w:t>
       </w:r>
+      <w:proofErr w:type="spellStart"/>
       <w:r>
         <w:rPr>
           <w:rFonts w:hint="eastAsia"/>
@@ -6466,6 +6564,7 @@
       <w:r>
         <w:t>re</w:t>
       </w:r>
+      <w:proofErr w:type="spellEnd"/>
       <w:r>
         <w:rPr>
           <w:rFonts w:hint="eastAsia"/>
@@ -10879,6 +10978,7 @@
   <w:style w:type="character" w:default="1" w:styleId="a0">
     <w:name w:val="Default Paragraph Font"/>
     <w:uiPriority w:val="1"/>
+    <w:semiHidden/>
     <w:unhideWhenUsed/>
   </w:style>
   <w:style w:type="table" w:default="1" w:styleId="a1">
